--- a/工作总结.docx
+++ b/工作总结.docx
@@ -2,53 +2,7 @@
 <file path=word/document.xml><?xml version="1.0" encoding="utf-8"?>
 <w:document xmlns:w="http://schemas.openxmlformats.org/wordprocessingml/2006/main" xmlns:m="http://schemas.openxmlformats.org/officeDocument/2006/math" xmlns:r="http://schemas.openxmlformats.org/officeDocument/2006/relationships" xmlns:o="urn:schemas-microsoft-com:office:office" xmlns:v="urn:schemas-microsoft-com:vml" xmlns:w10="urn:schemas-microsoft-com:office:word" xmlns:a="http://schemas.openxmlformats.org/drawingml/2006/main" xmlns:pic="http://schemas.openxmlformats.org/drawingml/2006/picture" xmlns:wp="http://schemas.openxmlformats.org/drawingml/2006/wordprocessingDrawing">
   <w:body>
-    <w:p>
-      <w:pPr>
-        <w:pStyle w:val="Title"/>
-      </w:pPr>
-      <w:r>
-        <w:rPr>
-          <w:rFonts w:hint="eastAsia"/>
-        </w:rPr>
-        <w:t xml:space="preserve">截图转题目</w:t>
-      </w:r>
-      <w:r>
-        <w:t xml:space="preserve"> Word —— </w:t>
-      </w:r>
-      <w:r>
-        <w:rPr>
-          <w:rFonts w:hint="eastAsia"/>
-        </w:rPr>
-        <w:t xml:space="preserve">项目工作总结</w:t>
-      </w:r>
-    </w:p>
-    <w:sdt>
-      <w:sdtPr>
-        <w:docPartObj>
-          <w:docPartGallery w:val="Table of Contents"/>
-          <w:docPartUnique/>
-        </w:docPartObj>
-      </w:sdtPr>
-      <w:sdtContent>
-        <w:p>
-          <w:pPr>
-            <w:pStyle w:val="TOCHeading"/>
-          </w:pPr>
-          <w:r>
-            <w:t xml:space="preserve">Table of Contents</w:t>
-          </w:r>
-        </w:p>
-        <w:p>
-          <w:r>
-            <w:fldChar w:fldCharType="begin" w:dirty="true"/>
-            <w:instrText xml:space="preserve">TOC \o "1-2" \h \z \u</w:instrText>
-            <w:fldChar w:fldCharType="separate"/>
-            <w:fldChar w:fldCharType="end"/>
-          </w:r>
-        </w:p>
-      </w:sdtContent>
-    </w:sdt>
-    <w:bookmarkStart w:id="36" w:name="项目工作总结会话交接文档"/>
+    <w:bookmarkStart w:id="43" w:name="项目工作总结会话交接文档"/>
     <w:p>
       <w:pPr>
         <w:pStyle w:val="Heading1"/>
@@ -15613,7 +15567,4289 @@
       </w:r>
     </w:p>
     <w:bookmarkEnd w:id="35"/>
+    <w:bookmarkStart w:id="36" w:name="Xf2dbd058a7c8f05eaf22058d6baaf0f03df451f"/>
+    <w:p>
+      <w:pPr>
+        <w:pStyle w:val="Heading2"/>
+      </w:pPr>
+      <w:r>
+        <w:rPr>
+          <w:rFonts w:hint="eastAsia"/>
+        </w:rPr>
+        <w:t xml:space="preserve">二十七、2026-10-11</w:t>
+      </w:r>
+      <w:r>
+        <w:t xml:space="preserve"> </w:t>
+      </w:r>
+      <w:r>
+        <w:rPr>
+          <w:rFonts w:hint="eastAsia"/>
+        </w:rPr>
+        <w:t xml:space="preserve">更新：DeepSeek</w:t>
+      </w:r>
+      <w:r>
+        <w:t xml:space="preserve"> </w:t>
+      </w:r>
+      <w:r>
+        <w:rPr>
+          <w:rFonts w:hint="eastAsia"/>
+        </w:rPr>
+        <w:t xml:space="preserve">答案生成（看原图作答）+</w:t>
+      </w:r>
+      <w:r>
+        <w:t xml:space="preserve"> </w:t>
+      </w:r>
+      <w:r>
+        <w:rPr>
+          <w:rFonts w:hint="eastAsia"/>
+        </w:rPr>
+        <w:t xml:space="preserve">学生/教师双版本导出</w:t>
+      </w:r>
+    </w:p>
+    <w:p>
+      <w:pPr>
+        <w:pStyle w:val="Compact"/>
+        <w:numPr>
+          <w:ilvl w:val="0"/>
+          <w:numId w:val="1033"/>
+        </w:numPr>
+      </w:pPr>
+      <w:r>
+        <w:rPr>
+          <w:rFonts w:hint="eastAsia"/>
+          <w:b/>
+          <w:bCs/>
+        </w:rPr>
+        <w:t xml:space="preserve">背景</w:t>
+      </w:r>
+      <w:r>
+        <w:rPr>
+          <w:rFonts w:hint="eastAsia"/>
+        </w:rPr>
+        <w:t xml:space="preserve">：qwen-vl-max</w:t>
+      </w:r>
+      <w:r>
+        <w:t xml:space="preserve"> / qwen-vl-plus </w:t>
+      </w:r>
+      <w:r>
+        <w:rPr>
+          <w:rFonts w:hint="eastAsia"/>
+        </w:rPr>
+        <w:t xml:space="preserve">于</w:t>
+      </w:r>
+      <w:r>
+        <w:t xml:space="preserve"> 2026-10-10 </w:t>
+      </w:r>
+      <w:r>
+        <w:rPr>
+          <w:rFonts w:hint="eastAsia"/>
+        </w:rPr>
+        <w:t xml:space="preserve">被阿里下线（HTTP</w:t>
+      </w:r>
+      <w:r>
+        <w:t xml:space="preserve"> 404 </w:t>
+      </w:r>
+      <w:r>
+        <w:rPr>
+          <w:rFonts w:hint="eastAsia"/>
+        </w:rPr>
+        <w:t xml:space="preserve">model_not_found），识别默认模型紧急切换为</w:t>
+      </w:r>
+      <w:r>
+        <w:t xml:space="preserve"> </w:t>
+      </w:r>
+      <w:r>
+        <w:rPr>
+          <w:b/>
+          <w:bCs/>
+        </w:rPr>
+        <w:t xml:space="preserve">qwen3-vl-plus</w:t>
+      </w:r>
+      <w:r>
+        <w:t xml:space="preserve">。</w:t>
+      </w:r>
+    </w:p>
+    <w:p>
+      <w:pPr>
+        <w:pStyle w:val="Compact"/>
+        <w:numPr>
+          <w:ilvl w:val="0"/>
+          <w:numId w:val="1033"/>
+        </w:numPr>
+      </w:pPr>
+      <w:r>
+        <w:rPr>
+          <w:rFonts w:hint="eastAsia"/>
+          <w:b/>
+          <w:bCs/>
+        </w:rPr>
+        <w:t xml:space="preserve">答案生成（新增</w:t>
+      </w:r>
+      <w:r>
+        <w:rPr>
+          <w:b/>
+          <w:bCs/>
+        </w:rPr>
+        <w:t xml:space="preserve"> </w:t>
+      </w:r>
+      <w:r>
+        <w:rPr>
+          <w:rStyle w:val="VerbatimChar"/>
+          <w:b/>
+          <w:bCs/>
+        </w:rPr>
+        <w:t xml:space="preserve">backend/answer_gen.py</w:t>
+      </w:r>
+      <w:r>
+        <w:rPr>
+          <w:rFonts w:hint="eastAsia"/>
+          <w:b/>
+          <w:bCs/>
+        </w:rPr>
+        <w:t xml:space="preserve">）</w:t>
+      </w:r>
+      <w:r>
+        <w:rPr>
+          <w:rFonts w:hint="eastAsia"/>
+        </w:rPr>
+        <w:t xml:space="preserve">：识别完成后可把每题发给</w:t>
+      </w:r>
+      <w:r>
+        <w:t xml:space="preserve"> </w:t>
+      </w:r>
+      <w:r>
+        <w:rPr>
+          <w:rFonts w:hint="eastAsia"/>
+        </w:rPr>
+        <w:t xml:space="preserve">DeepSeek（OpenAI</w:t>
+      </w:r>
+      <w:r>
+        <w:t xml:space="preserve"> </w:t>
+      </w:r>
+      <w:r>
+        <w:rPr>
+          <w:rFonts w:hint="eastAsia"/>
+        </w:rPr>
+        <w:t xml:space="preserve">兼容协议）生成「答案</w:t>
+      </w:r>
+      <w:r>
+        <w:t xml:space="preserve"> + </w:t>
+      </w:r>
+      <w:r>
+        <w:rPr>
+          <w:rFonts w:hint="eastAsia"/>
+        </w:rPr>
+        <w:t xml:space="preserve">解析」，与识别引擎完全解耦。DeepSeek</w:t>
+      </w:r>
+      <w:r>
+        <w:t xml:space="preserve"> Key / base_url / </w:t>
+      </w:r>
+      <w:r>
+        <w:rPr>
+          <w:rFonts w:hint="eastAsia"/>
+        </w:rPr>
+        <w:t xml:space="preserve">模型在前端「API</w:t>
+      </w:r>
+      <w:r>
+        <w:t xml:space="preserve"> </w:t>
+      </w:r>
+      <w:r>
+        <w:rPr>
+          <w:rFonts w:hint="eastAsia"/>
+        </w:rPr>
+        <w:t xml:space="preserve">设置」的独立区块填写（localStorage，不落盘），默认模型</w:t>
+      </w:r>
+      <w:r>
+        <w:t xml:space="preserve"> </w:t>
+      </w:r>
+      <w:r>
+        <w:rPr>
+          <w:rStyle w:val="VerbatimChar"/>
+        </w:rPr>
+        <w:t xml:space="preserve">deepseek-flash</w:t>
+      </w:r>
+      <w:r>
+        <w:rPr>
+          <w:rFonts w:hint="eastAsia"/>
+        </w:rPr>
+        <w:t xml:space="preserve">（推理模型，单次约</w:t>
+      </w:r>
+      <w:r>
+        <w:t xml:space="preserve"> 1600 </w:t>
+      </w:r>
+      <w:r>
+        <w:rPr>
+          <w:rFonts w:hint="eastAsia"/>
+        </w:rPr>
+        <w:t xml:space="preserve">tokens，看图作答正常）。</w:t>
+      </w:r>
+    </w:p>
+    <w:p>
+      <w:pPr>
+        <w:pStyle w:val="Compact"/>
+        <w:numPr>
+          <w:ilvl w:val="0"/>
+          <w:numId w:val="1033"/>
+        </w:numPr>
+      </w:pPr>
+      <w:r>
+        <w:rPr>
+          <w:rFonts w:hint="eastAsia"/>
+          <w:b/>
+          <w:bCs/>
+        </w:rPr>
+        <w:t xml:space="preserve">发给模型的是原题图片</w:t>
+      </w:r>
+      <w:r>
+        <w:rPr>
+          <w:rFonts w:hint="eastAsia"/>
+        </w:rPr>
+        <w:t xml:space="preserve">（后按用户要求从纯文字改为多模态）：</w:t>
+      </w:r>
+      <w:r>
+        <w:rPr>
+          <w:rStyle w:val="VerbatimChar"/>
+        </w:rPr>
+        <w:t xml:space="preserve">process_task</w:t>
+      </w:r>
+      <w:r>
+        <w:t xml:space="preserve"> </w:t>
+      </w:r>
+      <w:r>
+        <w:rPr>
+          <w:rFonts w:hint="eastAsia"/>
+        </w:rPr>
+        <w:t xml:space="preserve">把每题对应的原始截图路径随</w:t>
+      </w:r>
+      <w:r>
+        <w:t xml:space="preserve"> </w:t>
+      </w:r>
+      <w:r>
+        <w:rPr>
+          <w:rStyle w:val="VerbatimChar"/>
+        </w:rPr>
+        <w:t xml:space="preserve">question_imgs</w:t>
+      </w:r>
+      <w:r>
+        <w:t xml:space="preserve"> </w:t>
+      </w:r>
+      <w:r>
+        <w:rPr>
+          <w:rFonts w:hint="eastAsia"/>
+        </w:rPr>
+        <w:t xml:space="preserve">持久化到</w:t>
+      </w:r>
+      <w:r>
+        <w:t xml:space="preserve"> </w:t>
+      </w:r>
+      <w:r>
+        <w:rPr>
+          <w:rFonts w:hint="eastAsia"/>
+        </w:rPr>
+        <w:t xml:space="preserve">task.json；</w:t>
+      </w:r>
+      <w:r>
+        <w:rPr>
+          <w:rStyle w:val="VerbatimChar"/>
+        </w:rPr>
+        <w:t xml:space="preserve">/generate-answers</w:t>
+      </w:r>
+      <w:r>
+        <w:t xml:space="preserve"> </w:t>
+      </w:r>
+      <w:r>
+        <w:rPr>
+          <w:rFonts w:hint="eastAsia"/>
+        </w:rPr>
+        <w:t xml:space="preserve">按「过滤空题」同一规则同步过滤后传给</w:t>
+      </w:r>
+      <w:r>
+        <w:t xml:space="preserve"> </w:t>
+      </w:r>
+      <w:r>
+        <w:rPr>
+          <w:rStyle w:val="VerbatimChar"/>
+        </w:rPr>
+        <w:t xml:space="preserve">generate_answers</w:t>
+      </w:r>
+      <w:r>
+        <w:rPr>
+          <w:rFonts w:hint="eastAsia"/>
+        </w:rPr>
+        <w:t xml:space="preserve">；有原图时构造多模态消息（image_url</w:t>
+      </w:r>
+      <w:r>
+        <w:t xml:space="preserve"> </w:t>
+      </w:r>
+      <w:r>
+        <w:rPr>
+          <w:rFonts w:hint="eastAsia"/>
+        </w:rPr>
+        <w:t xml:space="preserve">列表</w:t>
+      </w:r>
+      <w:r>
+        <w:t xml:space="preserve"> + </w:t>
+      </w:r>
+      <w:r>
+        <w:rPr>
+          <w:rFonts w:hint="eastAsia"/>
+        </w:rPr>
+        <w:t xml:space="preserve">提示词，提示词明确「以图片为准，识别文字仅供参考」），无原图（Word</w:t>
+      </w:r>
+      <w:r>
+        <w:t xml:space="preserve"> </w:t>
+      </w:r>
+      <w:r>
+        <w:rPr>
+          <w:rFonts w:hint="eastAsia"/>
+        </w:rPr>
+        <w:t xml:space="preserve">直转等）退化纯文字；模型不支持图片输入时按错误关键词自动回退纯文字重试一次。并发</w:t>
+      </w:r>
+      <w:r>
+        <w:t xml:space="preserve"> 3 </w:t>
+      </w:r>
+      <w:r>
+        <w:rPr>
+          <w:rFonts w:hint="eastAsia"/>
+        </w:rPr>
+        <w:t xml:space="preserve">路，单题失败不中断。</w:t>
+      </w:r>
+    </w:p>
+    <w:p>
+      <w:pPr>
+        <w:pStyle w:val="Compact"/>
+        <w:numPr>
+          <w:ilvl w:val="0"/>
+          <w:numId w:val="1033"/>
+        </w:numPr>
+      </w:pPr>
+      <w:r>
+        <w:rPr>
+          <w:rFonts w:hint="eastAsia"/>
+          <w:b/>
+          <w:bCs/>
+        </w:rPr>
+        <w:t xml:space="preserve">答案块格式</w:t>
+      </w:r>
+      <w:r>
+        <w:rPr>
+          <w:rFonts w:hint="eastAsia"/>
+        </w:rPr>
+        <w:t xml:space="preserve">：固定标记</w:t>
+      </w:r>
+      <w:r>
+        <w:t xml:space="preserve"> </w:t>
+      </w:r>
+      <w:r>
+        <w:rPr>
+          <w:rStyle w:val="VerbatimChar"/>
+        </w:rPr>
+        <w:t xml:space="preserve">&gt; </w:t>
+      </w:r>
+      <w:r>
+        <w:rPr>
+          <w:rStyle w:val="VerbatimChar"/>
+          <w:rFonts w:hint="eastAsia"/>
+        </w:rPr>
+        <w:t xml:space="preserve">**【答案与解析】**</w:t>
+      </w:r>
+      <w:r>
+        <w:t xml:space="preserve"> </w:t>
+      </w:r>
+      <w:r>
+        <w:rPr>
+          <w:rFonts w:hint="eastAsia"/>
+        </w:rPr>
+        <w:t xml:space="preserve">开头的</w:t>
+      </w:r>
+      <w:r>
+        <w:t xml:space="preserve"> Markdown blockquote </w:t>
+      </w:r>
+      <w:r>
+        <w:rPr>
+          <w:rFonts w:hint="eastAsia"/>
+        </w:rPr>
+        <w:t xml:space="preserve">追加到每题末尾（</w:t>
+      </w:r>
+      <w:r>
+        <w:rPr>
+          <w:rStyle w:val="VerbatimChar"/>
+        </w:rPr>
+        <w:t xml:space="preserve">converter.append_answer</w:t>
+      </w:r>
+      <w:r>
+        <w:rPr>
+          <w:rFonts w:hint="eastAsia"/>
+        </w:rPr>
+        <w:t xml:space="preserve">），可继续编辑；</w:t>
+      </w:r>
+      <w:r>
+        <w:rPr>
+          <w:rStyle w:val="VerbatimChar"/>
+        </w:rPr>
+        <w:t xml:space="preserve">strip_answers</w:t>
+      </w:r>
+      <w:r>
+        <w:t xml:space="preserve"> </w:t>
+      </w:r>
+      <w:r>
+        <w:rPr>
+          <w:rFonts w:hint="eastAsia"/>
+        </w:rPr>
+        <w:t xml:space="preserve">按同一标记剥离。</w:t>
+      </w:r>
+    </w:p>
+    <w:p>
+      <w:pPr>
+        <w:pStyle w:val="Compact"/>
+        <w:numPr>
+          <w:ilvl w:val="0"/>
+          <w:numId w:val="1033"/>
+        </w:numPr>
+      </w:pPr>
+      <w:r>
+        <w:rPr>
+          <w:rFonts w:hint="eastAsia"/>
+          <w:b/>
+          <w:bCs/>
+        </w:rPr>
+        <w:t xml:space="preserve">学生版</w:t>
+      </w:r>
+      <w:r>
+        <w:rPr>
+          <w:b/>
+          <w:bCs/>
+        </w:rPr>
+        <w:t xml:space="preserve"> / </w:t>
+      </w:r>
+      <w:r>
+        <w:rPr>
+          <w:rFonts w:hint="eastAsia"/>
+          <w:b/>
+          <w:bCs/>
+        </w:rPr>
+        <w:t xml:space="preserve">教师版双版本导出</w:t>
+      </w:r>
+      <w:r>
+        <w:rPr>
+          <w:rFonts w:hint="eastAsia"/>
+        </w:rPr>
+        <w:t xml:space="preserve">：导出格式可选双版本——教师版含答案（页眉可带标识）、学生版自动剥离答案块；DocPreview</w:t>
+      </w:r>
+      <w:r>
+        <w:t xml:space="preserve"> </w:t>
+      </w:r>
+      <w:r>
+        <w:rPr>
+          <w:rFonts w:hint="eastAsia"/>
+        </w:rPr>
+        <w:t xml:space="preserve">带学生/教师</w:t>
+      </w:r>
+      <w:r>
+        <w:t xml:space="preserve"> Segmented </w:t>
+      </w:r>
+      <w:r>
+        <w:rPr>
+          <w:rFonts w:hint="eastAsia"/>
+        </w:rPr>
+        <w:t xml:space="preserve">切换预览；下载按</w:t>
+      </w:r>
+      <w:r>
+        <w:t xml:space="preserve"> </w:t>
+      </w:r>
+      <w:r>
+        <w:rPr>
+          <w:rStyle w:val="VerbatimChar"/>
+        </w:rPr>
+        <w:t xml:space="preserve">ver=student/teacher</w:t>
+      </w:r>
+      <w:r>
+        <w:t xml:space="preserve"> </w:t>
+      </w:r>
+      <w:r>
+        <w:rPr>
+          <w:rFonts w:hint="eastAsia"/>
+        </w:rPr>
+        <w:t xml:space="preserve">分别出文件。</w:t>
+      </w:r>
+    </w:p>
+    <w:p>
+      <w:pPr>
+        <w:pStyle w:val="Compact"/>
+        <w:numPr>
+          <w:ilvl w:val="0"/>
+          <w:numId w:val="1033"/>
+        </w:numPr>
+      </w:pPr>
+      <w:r>
+        <w:rPr>
+          <w:rFonts w:hint="eastAsia"/>
+          <w:b/>
+          <w:bCs/>
+        </w:rPr>
+        <w:t xml:space="preserve">通用</w:t>
+      </w:r>
+      <w:r>
+        <w:rPr>
+          <w:b/>
+          <w:bCs/>
+        </w:rPr>
+        <w:t xml:space="preserve"> HTTP </w:t>
+      </w:r>
+      <w:r>
+        <w:rPr>
+          <w:rFonts w:hint="eastAsia"/>
+          <w:b/>
+          <w:bCs/>
+        </w:rPr>
+        <w:t xml:space="preserve">层抽出</w:t>
+      </w:r>
+      <w:r>
+        <w:rPr>
+          <w:rFonts w:hint="eastAsia"/>
+        </w:rPr>
+        <w:t xml:space="preserve">：</w:t>
+      </w:r>
+      <w:r>
+        <w:rPr>
+          <w:rStyle w:val="VerbatimChar"/>
+        </w:rPr>
+        <w:t xml:space="preserve">api_recognizer.post_chat_completions</w:t>
+      </w:r>
+      <w:r>
+        <w:rPr>
+          <w:rFonts w:hint="eastAsia"/>
+        </w:rPr>
+        <w:t xml:space="preserve">（识别与答案生成共用，含系统代理失败直连回退）。</w:t>
+      </w:r>
+    </w:p>
+    <w:p>
+      <w:pPr>
+        <w:pStyle w:val="Compact"/>
+        <w:numPr>
+          <w:ilvl w:val="0"/>
+          <w:numId w:val="1033"/>
+        </w:numPr>
+      </w:pPr>
+      <w:r>
+        <w:rPr>
+          <w:rFonts w:hint="eastAsia"/>
+          <w:b/>
+          <w:bCs/>
+        </w:rPr>
+        <w:t xml:space="preserve">验证</w:t>
+      </w:r>
+      <w:r>
+        <w:rPr>
+          <w:rFonts w:hint="eastAsia"/>
+        </w:rPr>
+        <w:t xml:space="preserve">：多模态探针确认</w:t>
+      </w:r>
+      <w:r>
+        <w:t xml:space="preserve"> deepseek-flash </w:t>
+      </w:r>
+      <w:r>
+        <w:rPr>
+          <w:rFonts w:hint="eastAsia"/>
+        </w:rPr>
+        <w:t xml:space="preserve">支持图片输入（image</w:t>
+      </w:r>
+      <w:r>
+        <w:t xml:space="preserve"> token </w:t>
+      </w:r>
+      <w:r>
+        <w:rPr>
+          <w:rFonts w:hint="eastAsia"/>
+        </w:rPr>
+        <w:t xml:space="preserve">计入用量）；真实题目图端到端作答正确（光学折射题，答案</w:t>
+      </w:r>
+      <w:r>
+        <w:t xml:space="preserve"> D </w:t>
+      </w:r>
+      <w:r>
+        <w:rPr>
+          <w:rFonts w:hint="eastAsia"/>
+        </w:rPr>
+        <w:t xml:space="preserve">且解析正确）；双版本导出/剥离/页眉标识/无</w:t>
+      </w:r>
+      <w:r>
+        <w:t xml:space="preserve"> Key 400 </w:t>
+      </w:r>
+      <w:r>
+        <w:rPr>
+          <w:rFonts w:hint="eastAsia"/>
+        </w:rPr>
+        <w:t xml:space="preserve">提示均通过。</w:t>
+      </w:r>
+    </w:p>
     <w:bookmarkEnd w:id="36"/>
+    <w:bookmarkStart w:id="37" w:name="二十八2026-10-11-更新二交互细节卡片去弹跳-答案块样式-自动生成预览"/>
+    <w:p>
+      <w:pPr>
+        <w:pStyle w:val="Heading2"/>
+      </w:pPr>
+      <w:r>
+        <w:rPr>
+          <w:rFonts w:hint="eastAsia"/>
+        </w:rPr>
+        <w:t xml:space="preserve">二十八、2026-10-11</w:t>
+      </w:r>
+      <w:r>
+        <w:t xml:space="preserve"> </w:t>
+      </w:r>
+      <w:r>
+        <w:rPr>
+          <w:rFonts w:hint="eastAsia"/>
+        </w:rPr>
+        <w:t xml:space="preserve">更新（二）：交互细节——卡片去弹跳</w:t>
+      </w:r>
+      <w:r>
+        <w:t xml:space="preserve"> / </w:t>
+      </w:r>
+      <w:r>
+        <w:rPr>
+          <w:rFonts w:hint="eastAsia"/>
+        </w:rPr>
+        <w:t xml:space="preserve">答案块样式</w:t>
+      </w:r>
+      <w:r>
+        <w:t xml:space="preserve"> / </w:t>
+      </w:r>
+      <w:r>
+        <w:rPr>
+          <w:rFonts w:hint="eastAsia"/>
+        </w:rPr>
+        <w:t xml:space="preserve">自动生成预览</w:t>
+      </w:r>
+    </w:p>
+    <w:p>
+      <w:pPr>
+        <w:pStyle w:val="Compact"/>
+        <w:numPr>
+          <w:ilvl w:val="0"/>
+          <w:numId w:val="1034"/>
+        </w:numPr>
+      </w:pPr>
+      <w:r>
+        <w:rPr>
+          <w:rFonts w:hint="eastAsia"/>
+          <w:b/>
+          <w:bCs/>
+        </w:rPr>
+        <w:t xml:space="preserve">卡片点击弹跳移除</w:t>
+      </w:r>
+      <w:r>
+        <w:rPr>
+          <w:rFonts w:hint="eastAsia"/>
+        </w:rPr>
+        <w:t xml:space="preserve">：删去</w:t>
+      </w:r>
+      <w:r>
+        <w:t xml:space="preserve"> </w:t>
+      </w:r>
+      <w:r>
+        <w:rPr>
+          <w:rStyle w:val="VerbatimChar"/>
+        </w:rPr>
+        <w:t xml:space="preserve">.main-card:active</w:t>
+      </w:r>
+      <w:r>
+        <w:t xml:space="preserve"> </w:t>
+      </w:r>
+      <w:r>
+        <w:rPr>
+          <w:rFonts w:hint="eastAsia"/>
+        </w:rPr>
+        <w:t xml:space="preserve">的</w:t>
+      </w:r>
+      <w:r>
+        <w:t xml:space="preserve"> </w:t>
+      </w:r>
+      <w:r>
+        <w:rPr>
+          <w:rStyle w:val="VerbatimChar"/>
+        </w:rPr>
+        <w:t xml:space="preserve">scale(0.98) rotateZ(0.6deg)</w:t>
+      </w:r>
+      <w:r>
+        <w:t xml:space="preserve"> </w:t>
+      </w:r>
+      <w:r>
+        <w:rPr>
+          <w:rFonts w:hint="eastAsia"/>
+        </w:rPr>
+        <w:t xml:space="preserve">回弹，点击时卡片静止，悬停反馈保留。</w:t>
+      </w:r>
+    </w:p>
+    <w:p>
+      <w:pPr>
+        <w:pStyle w:val="Compact"/>
+        <w:numPr>
+          <w:ilvl w:val="0"/>
+          <w:numId w:val="1034"/>
+        </w:numPr>
+      </w:pPr>
+      <w:r>
+        <w:rPr>
+          <w:rFonts w:hint="eastAsia"/>
+          <w:b/>
+          <w:bCs/>
+        </w:rPr>
+        <w:t xml:space="preserve">答案块预览样式</w:t>
+      </w:r>
+      <w:r>
+        <w:rPr>
+          <w:rFonts w:hint="eastAsia"/>
+        </w:rPr>
+        <w:t xml:space="preserve">：</w:t>
+      </w:r>
+      <w:r>
+        <w:rPr>
+          <w:rStyle w:val="VerbatimChar"/>
+        </w:rPr>
+        <w:t xml:space="preserve">.question-preview blockquote</w:t>
+      </w:r>
+      <w:r>
+        <w:t xml:space="preserve"> </w:t>
+      </w:r>
+      <w:r>
+        <w:rPr>
+          <w:rFonts w:hint="eastAsia"/>
+        </w:rPr>
+        <w:t xml:space="preserve">加左侧</w:t>
+      </w:r>
+      <w:r>
+        <w:t xml:space="preserve"> 4px </w:t>
+      </w:r>
+      <w:r>
+        <w:rPr>
+          <w:rFonts w:hint="eastAsia"/>
+        </w:rPr>
+        <w:t xml:space="preserve">品牌蓝竖条</w:t>
+      </w:r>
+      <w:r>
+        <w:t xml:space="preserve"> + </w:t>
+      </w:r>
+      <w:r>
+        <w:rPr>
+          <w:rFonts w:hint="eastAsia"/>
+        </w:rPr>
+        <w:t xml:space="preserve">浅蓝底</w:t>
+      </w:r>
+      <w:r>
+        <w:t xml:space="preserve"> + </w:t>
+      </w:r>
+      <w:r>
+        <w:rPr>
+          <w:rFonts w:hint="eastAsia"/>
+        </w:rPr>
+        <w:t xml:space="preserve">圆角，「答案与解析」标题蓝色加粗——生成答案后无需点开文档预览，每题右侧预览区直接可见。</w:t>
+      </w:r>
+    </w:p>
+    <w:p>
+      <w:pPr>
+        <w:pStyle w:val="Compact"/>
+        <w:numPr>
+          <w:ilvl w:val="0"/>
+          <w:numId w:val="1034"/>
+        </w:numPr>
+      </w:pPr>
+      <w:r>
+        <w:rPr>
+          <w:rFonts w:hint="eastAsia"/>
+          <w:b/>
+          <w:bCs/>
+        </w:rPr>
+        <w:t xml:space="preserve">生成答案后自动弹出文档预览</w:t>
+      </w:r>
+      <w:r>
+        <w:rPr>
+          <w:rFonts w:hint="eastAsia"/>
+        </w:rPr>
+        <w:t xml:space="preserve">：DocPreview</w:t>
+      </w:r>
+      <w:r>
+        <w:t xml:space="preserve"> </w:t>
+      </w:r>
+      <w:r>
+        <w:rPr>
+          <w:rFonts w:hint="eastAsia"/>
+        </w:rPr>
+        <w:t xml:space="preserve">改为</w:t>
+      </w:r>
+      <w:r>
+        <w:t xml:space="preserve"> forwardRef </w:t>
+      </w:r>
+      <w:r>
+        <w:rPr>
+          <w:rFonts w:hint="eastAsia"/>
+        </w:rPr>
+        <w:t xml:space="preserve">暴露</w:t>
+      </w:r>
+      <w:r>
+        <w:t xml:space="preserve"> </w:t>
+      </w:r>
+      <w:r>
+        <w:rPr>
+          <w:rStyle w:val="VerbatimChar"/>
+        </w:rPr>
+        <w:t xml:space="preserve">refresh(qs)</w:t>
+      </w:r>
+      <w:r>
+        <w:rPr>
+          <w:rFonts w:hint="eastAsia"/>
+        </w:rPr>
+        <w:t xml:space="preserve">；</w:t>
+      </w:r>
+      <w:r>
+        <w:rPr>
+          <w:rStyle w:val="VerbatimChar"/>
+        </w:rPr>
+        <w:t xml:space="preserve">handleGenAnswers</w:t>
+      </w:r>
+      <w:r>
+        <w:t xml:space="preserve"> </w:t>
+      </w:r>
+      <w:r>
+        <w:rPr>
+          <w:rFonts w:hint="eastAsia"/>
+        </w:rPr>
+        <w:t xml:space="preserve">成功后把</w:t>
+      </w:r>
+      <w:r>
+        <w:rPr>
+          <w:rFonts w:hint="eastAsia"/>
+          <w:b/>
+          <w:bCs/>
+        </w:rPr>
+        <w:t xml:space="preserve">合并答案后的最新题目数组</w:t>
+      </w:r>
+      <w:r>
+        <w:rPr>
+          <w:rFonts w:hint="eastAsia"/>
+        </w:rPr>
+        <w:t xml:space="preserve">直接传入（绕过</w:t>
+      </w:r>
+      <w:r>
+        <w:t xml:space="preserve"> React setState </w:t>
+      </w:r>
+      <w:r>
+        <w:rPr>
+          <w:rFonts w:hint="eastAsia"/>
+        </w:rPr>
+        <w:t xml:space="preserve">延迟，保证预览里一定有答案），并平滑滚动到预览区；全部失败时不弹。手动「生成/刷新文档预览」按钮保留。</w:t>
+      </w:r>
+    </w:p>
+    <w:bookmarkEnd w:id="37"/>
+    <w:bookmarkStart w:id="38" w:name="二十九2026-10-11-更新三新增百度-paddleocr-vl-识别引擎"/>
+    <w:p>
+      <w:pPr>
+        <w:pStyle w:val="Heading2"/>
+      </w:pPr>
+      <w:r>
+        <w:rPr>
+          <w:rFonts w:hint="eastAsia"/>
+        </w:rPr>
+        <w:t xml:space="preserve">二十九、2026-10-11</w:t>
+      </w:r>
+      <w:r>
+        <w:t xml:space="preserve"> </w:t>
+      </w:r>
+      <w:r>
+        <w:rPr>
+          <w:rFonts w:hint="eastAsia"/>
+        </w:rPr>
+        <w:t xml:space="preserve">更新（三）：新增百度</w:t>
+      </w:r>
+      <w:r>
+        <w:t xml:space="preserve"> PaddleOCR-VL </w:t>
+      </w:r>
+      <w:r>
+        <w:rPr>
+          <w:rFonts w:hint="eastAsia"/>
+        </w:rPr>
+        <w:t xml:space="preserve">识别引擎</w:t>
+      </w:r>
+    </w:p>
+    <w:p>
+      <w:pPr>
+        <w:pStyle w:val="Compact"/>
+        <w:numPr>
+          <w:ilvl w:val="0"/>
+          <w:numId w:val="1035"/>
+        </w:numPr>
+      </w:pPr>
+      <w:r>
+        <w:rPr>
+          <w:rFonts w:hint="eastAsia"/>
+          <w:b/>
+          <w:bCs/>
+        </w:rPr>
+        <w:t xml:space="preserve">需求</w:t>
+      </w:r>
+      <w:r>
+        <w:rPr>
+          <w:rFonts w:hint="eastAsia"/>
+        </w:rPr>
+        <w:t xml:space="preserve">：识别引擎接入百度</w:t>
+      </w:r>
+      <w:r>
+        <w:t xml:space="preserve"> AI Studio </w:t>
+      </w:r>
+      <w:r>
+        <w:rPr>
+          <w:rFonts w:hint="eastAsia"/>
+        </w:rPr>
+        <w:t xml:space="preserve">的</w:t>
+      </w:r>
+      <w:r>
+        <w:t xml:space="preserve"> </w:t>
+      </w:r>
+      <w:r>
+        <w:rPr>
+          <w:rFonts w:hint="eastAsia"/>
+        </w:rPr>
+        <w:t xml:space="preserve">PaddleOCR-VL-1.6（用户自购</w:t>
+      </w:r>
+      <w:r>
+        <w:t xml:space="preserve"> access </w:t>
+      </w:r>
+      <w:r>
+        <w:rPr>
+          <w:rFonts w:hint="eastAsia"/>
+        </w:rPr>
+        <w:t xml:space="preserve">token）。</w:t>
+      </w:r>
+    </w:p>
+    <w:p>
+      <w:pPr>
+        <w:pStyle w:val="Compact"/>
+        <w:numPr>
+          <w:ilvl w:val="0"/>
+          <w:numId w:val="1035"/>
+        </w:numPr>
+      </w:pPr>
+      <w:r>
+        <w:rPr>
+          <w:rFonts w:hint="eastAsia"/>
+          <w:b/>
+          <w:bCs/>
+        </w:rPr>
+        <w:t xml:space="preserve">接口形态差异</w:t>
+      </w:r>
+      <w:r>
+        <w:rPr>
+          <w:rFonts w:hint="eastAsia"/>
+        </w:rPr>
+        <w:t xml:space="preserve">：PaddleOCR</w:t>
+      </w:r>
+      <w:r>
+        <w:t xml:space="preserve"> </w:t>
+      </w:r>
+      <w:r>
+        <w:rPr>
+          <w:rFonts w:hint="eastAsia"/>
+        </w:rPr>
+        <w:t xml:space="preserve">是</w:t>
+      </w:r>
+      <w:r>
+        <w:rPr>
+          <w:rFonts w:hint="eastAsia"/>
+          <w:b/>
+          <w:bCs/>
+        </w:rPr>
+        <w:t xml:space="preserve">任务式</w:t>
+      </w:r>
+      <w:r>
+        <w:rPr>
+          <w:b/>
+          <w:bCs/>
+        </w:rPr>
+        <w:t xml:space="preserve"> API</w:t>
+      </w:r>
+      <w:r>
+        <w:rPr>
+          <w:rFonts w:hint="eastAsia"/>
+        </w:rPr>
+        <w:t xml:space="preserve">（POST</w:t>
+      </w:r>
+      <w:r>
+        <w:t xml:space="preserve"> multipart </w:t>
+      </w:r>
+      <w:r>
+        <w:rPr>
+          <w:rFonts w:hint="eastAsia"/>
+        </w:rPr>
+        <w:t xml:space="preserve">提交</w:t>
+      </w:r>
+      <w:r>
+        <w:t xml:space="preserve"> → </w:t>
+      </w:r>
+      <w:r>
+        <w:rPr>
+          <w:rFonts w:hint="eastAsia"/>
+        </w:rPr>
+        <w:t xml:space="preserve">轮询</w:t>
+      </w:r>
+      <w:r>
+        <w:t xml:space="preserve"> jobId → </w:t>
+      </w:r>
+      <w:r>
+        <w:rPr>
+          <w:rFonts w:hint="eastAsia"/>
+        </w:rPr>
+        <w:t xml:space="preserve">下载</w:t>
+      </w:r>
+      <w:r>
+        <w:t xml:space="preserve"> JSONL </w:t>
+      </w:r>
+      <w:r>
+        <w:rPr>
+          <w:rFonts w:hint="eastAsia"/>
+        </w:rPr>
+        <w:t xml:space="preserve">结果），与现有</w:t>
+      </w:r>
+      <w:r>
+        <w:t xml:space="preserve"> OpenAI </w:t>
+      </w:r>
+      <w:r>
+        <w:rPr>
+          <w:rFonts w:hint="eastAsia"/>
+        </w:rPr>
+        <w:t xml:space="preserve">兼容</w:t>
+      </w:r>
+      <w:r>
+        <w:t xml:space="preserve"> chat </w:t>
+      </w:r>
+      <w:r>
+        <w:rPr>
+          <w:rFonts w:hint="eastAsia"/>
+        </w:rPr>
+        <w:t xml:space="preserve">接口完全不同，且直接输出整题</w:t>
+      </w:r>
+      <w:r>
+        <w:t xml:space="preserve"> Markdown + </w:t>
+      </w:r>
+      <w:r>
+        <w:rPr>
+          <w:rFonts w:hint="eastAsia"/>
+        </w:rPr>
+        <w:t xml:space="preserve">插图下载地址（无</w:t>
+      </w:r>
+      <w:r>
+        <w:t xml:space="preserve"> </w:t>
+      </w:r>
+      <w:r>
+        <w:rPr>
+          <w:rFonts w:hint="eastAsia"/>
+        </w:rPr>
+        <w:t xml:space="preserve">bbox），因此走</w:t>
+      </w:r>
+      <w:r>
+        <w:t xml:space="preserve"> preset </w:t>
+      </w:r>
+      <w:r>
+        <w:rPr>
+          <w:rFonts w:hint="eastAsia"/>
+        </w:rPr>
+        <w:t xml:space="preserve">类管线而非</w:t>
+      </w:r>
+      <w:r>
+        <w:t xml:space="preserve"> elements </w:t>
+      </w:r>
+      <w:r>
+        <w:rPr>
+          <w:rFonts w:hint="eastAsia"/>
+        </w:rPr>
+        <w:t xml:space="preserve">管线。</w:t>
+      </w:r>
+    </w:p>
+    <w:p>
+      <w:pPr>
+        <w:pStyle w:val="Compact"/>
+        <w:numPr>
+          <w:ilvl w:val="0"/>
+          <w:numId w:val="1035"/>
+        </w:numPr>
+      </w:pPr>
+      <w:r>
+        <w:rPr>
+          <w:rFonts w:hint="eastAsia"/>
+          <w:b/>
+          <w:bCs/>
+        </w:rPr>
+        <w:t xml:space="preserve">实现（新增</w:t>
+      </w:r>
+      <w:r>
+        <w:rPr>
+          <w:b/>
+          <w:bCs/>
+        </w:rPr>
+        <w:t xml:space="preserve"> </w:t>
+      </w:r>
+      <w:r>
+        <w:rPr>
+          <w:rStyle w:val="VerbatimChar"/>
+          <w:b/>
+          <w:bCs/>
+        </w:rPr>
+        <w:t xml:space="preserve">backend/paddle_recognizer.py</w:t>
+      </w:r>
+      <w:r>
+        <w:rPr>
+          <w:rFonts w:hint="eastAsia"/>
+          <w:b/>
+          <w:bCs/>
+        </w:rPr>
+        <w:t xml:space="preserve">）</w:t>
+      </w:r>
+      <w:r>
+        <w:rPr>
+          <w:rFonts w:hint="eastAsia"/>
+        </w:rPr>
+        <w:t xml:space="preserve">：</w:t>
+      </w:r>
+    </w:p>
+    <w:p>
+      <w:pPr>
+        <w:pStyle w:val="Compact"/>
+        <w:numPr>
+          <w:ilvl w:val="1"/>
+          <w:numId w:val="1036"/>
+        </w:numPr>
+      </w:pPr>
+      <w:r>
+        <w:rPr>
+          <w:rStyle w:val="VerbatimChar"/>
+        </w:rPr>
+        <w:t xml:space="preserve">paddle_recognize(image_path, image_out_dir, cfg, log)</w:t>
+      </w:r>
+      <w:r>
+        <w:t xml:space="preserve"> </w:t>
+      </w:r>
+      <w:r>
+        <w:t xml:space="preserve">→</w:t>
+      </w:r>
+      <w:r>
+        <w:t xml:space="preserve"> </w:t>
+      </w:r>
+      <w:r>
+        <w:rPr>
+          <w:rStyle w:val="VerbatimChar"/>
+        </w:rPr>
+        <w:t xml:space="preserve">{"markdown": str}</w:t>
+      </w:r>
+      <w:r>
+        <w:rPr>
+          <w:rFonts w:hint="eastAsia"/>
+        </w:rPr>
+        <w:t xml:space="preserve">：提交（手工构造</w:t>
+      </w:r>
+      <w:r>
+        <w:t xml:space="preserve"> </w:t>
+      </w:r>
+      <w:r>
+        <w:rPr>
+          <w:rFonts w:hint="eastAsia"/>
+        </w:rPr>
+        <w:t xml:space="preserve">multipart）→</w:t>
+      </w:r>
+      <w:r>
+        <w:t xml:space="preserve"> </w:t>
+      </w:r>
+      <w:r>
+        <w:rPr>
+          <w:rFonts w:hint="eastAsia"/>
+        </w:rPr>
+        <w:t xml:space="preserve">轮询（3s</w:t>
+      </w:r>
+      <w:r>
+        <w:t xml:space="preserve"> </w:t>
+      </w:r>
+      <w:r>
+        <w:rPr>
+          <w:rFonts w:hint="eastAsia"/>
+        </w:rPr>
+        <w:t xml:space="preserve">间隔</w:t>
+      </w:r>
+      <w:r>
+        <w:t xml:space="preserve"> / 10 </w:t>
+      </w:r>
+      <w:r>
+        <w:rPr>
+          <w:rFonts w:hint="eastAsia"/>
+        </w:rPr>
+        <w:t xml:space="preserve">分钟上限，日志报进度）→</w:t>
+      </w:r>
+      <w:r>
+        <w:t xml:space="preserve"> </w:t>
+      </w:r>
+      <w:r>
+        <w:rPr>
+          <w:rFonts w:hint="eastAsia"/>
+        </w:rPr>
+        <w:t xml:space="preserve">下载</w:t>
+      </w:r>
+      <w:r>
+        <w:t xml:space="preserve"> JSONL → </w:t>
+      </w:r>
+      <w:r>
+        <w:rPr>
+          <w:rFonts w:hint="eastAsia"/>
+        </w:rPr>
+        <w:t xml:space="preserve">逐版面块取</w:t>
+      </w:r>
+      <w:r>
+        <w:t xml:space="preserve"> </w:t>
+      </w:r>
+      <w:r>
+        <w:rPr>
+          <w:rStyle w:val="VerbatimChar"/>
+        </w:rPr>
+        <w:t xml:space="preserve">markdown.text</w:t>
+      </w:r>
+      <w:r>
+        <w:t xml:space="preserve"> </w:t>
+      </w:r>
+      <w:r>
+        <w:rPr>
+          <w:rFonts w:hint="eastAsia"/>
+        </w:rPr>
+        <w:t xml:space="preserve">与</w:t>
+      </w:r>
+      <w:r>
+        <w:t xml:space="preserve"> </w:t>
+      </w:r>
+      <w:r>
+        <w:rPr>
+          <w:rStyle w:val="VerbatimChar"/>
+        </w:rPr>
+        <w:t xml:space="preserve">markdown.images</w:t>
+      </w:r>
+      <w:r>
+        <w:rPr>
+          <w:rFonts w:hint="eastAsia"/>
+        </w:rPr>
+        <w:t xml:space="preserve">；</w:t>
+      </w:r>
+    </w:p>
+    <w:p>
+      <w:pPr>
+        <w:pStyle w:val="Compact"/>
+        <w:numPr>
+          <w:ilvl w:val="1"/>
+          <w:numId w:val="1036"/>
+        </w:numPr>
+      </w:pPr>
+      <w:r>
+        <w:rPr>
+          <w:rFonts w:hint="eastAsia"/>
+        </w:rPr>
+        <w:t xml:space="preserve">插图下载到</w:t>
+      </w:r>
+      <w:r>
+        <w:t xml:space="preserve"> </w:t>
+      </w:r>
+      <w:r>
+        <w:rPr>
+          <w:rStyle w:val="VerbatimChar"/>
+        </w:rPr>
+        <w:t xml:space="preserve">figures/w{n}/</w:t>
+      </w:r>
+      <w:r>
+        <w:t xml:space="preserve"> </w:t>
+      </w:r>
+      <w:r>
+        <w:rPr>
+          <w:rFonts w:hint="eastAsia"/>
+        </w:rPr>
+        <w:t xml:space="preserve">并把引用改写为相对任务目录路径</w:t>
+      </w:r>
+      <w:r>
+        <w:t xml:space="preserve"> +</w:t>
+      </w:r>
+      <w:r>
+        <w:t xml:space="preserve"> </w:t>
+      </w:r>
+      <w:r>
+        <w:rPr>
+          <w:rStyle w:val="VerbatimChar"/>
+        </w:rPr>
+        <w:t xml:space="preserve">{width=...}</w:t>
+      </w:r>
+      <w:r>
+        <w:t xml:space="preserve"> </w:t>
+      </w:r>
+      <w:r>
+        <w:rPr>
+          <w:rFonts w:hint="eastAsia"/>
+        </w:rPr>
+        <w:t xml:space="preserve">尺寸属性——</w:t>
+      </w:r>
+      <w:r>
+        <w:rPr>
+          <w:rFonts w:hint="eastAsia"/>
+          <w:b/>
+          <w:bCs/>
+        </w:rPr>
+        <w:t xml:space="preserve">两种引用形态都处理</w:t>
+      </w:r>
+      <w:r>
+        <w:rPr>
+          <w:rFonts w:hint="eastAsia"/>
+        </w:rPr>
+        <w:t xml:space="preserve">：Markdown</w:t>
+      </w:r>
+      <w:r>
+        <w:t xml:space="preserve"> </w:t>
+      </w:r>
+      <w:r>
+        <w:rPr>
+          <w:rStyle w:val="VerbatimChar"/>
+        </w:rPr>
+        <w:t xml:space="preserve">![](imgs/xx.jpg)</w:t>
+      </w:r>
+      <w:r>
+        <w:t xml:space="preserve"> </w:t>
+      </w:r>
+      <w:r>
+        <w:rPr>
+          <w:rFonts w:hint="eastAsia"/>
+        </w:rPr>
+        <w:t xml:space="preserve">和</w:t>
+      </w:r>
+      <w:r>
+        <w:t xml:space="preserve"> HTML</w:t>
+      </w:r>
+      <w:r>
+        <w:t xml:space="preserve"> </w:t>
+      </w:r>
+      <w:r>
+        <w:rPr>
+          <w:rStyle w:val="VerbatimChar"/>
+        </w:rPr>
+        <w:t xml:space="preserve">&lt;div style="text-align: center;"&gt;&lt;img src="imgs/xx.jpg"/&gt;&lt;/div&gt;</w:t>
+      </w:r>
+      <w:r>
+        <w:rPr>
+          <w:rFonts w:hint="eastAsia"/>
+        </w:rPr>
+        <w:t xml:space="preserve">（实测</w:t>
+      </w:r>
+      <w:r>
+        <w:t xml:space="preserve"> PaddleOCR-VL </w:t>
+      </w:r>
+      <w:r>
+        <w:rPr>
+          <w:rFonts w:hint="eastAsia"/>
+        </w:rPr>
+        <w:t xml:space="preserve">插图用后者）；</w:t>
+      </w:r>
+    </w:p>
+    <w:p>
+      <w:pPr>
+        <w:pStyle w:val="Compact"/>
+        <w:numPr>
+          <w:ilvl w:val="1"/>
+          <w:numId w:val="1036"/>
+        </w:numPr>
+      </w:pPr>
+      <w:r>
+        <w:t xml:space="preserve">HTML</w:t>
+      </w:r>
+      <w:r>
+        <w:t xml:space="preserve"> </w:t>
+      </w:r>
+      <w:r>
+        <w:rPr>
+          <w:rStyle w:val="VerbatimChar"/>
+        </w:rPr>
+        <w:t xml:space="preserve">&lt;table&gt;</w:t>
+      </w:r>
+      <w:r>
+        <w:t xml:space="preserve"> </w:t>
+      </w:r>
+      <w:r>
+        <w:rPr>
+          <w:rFonts w:hint="eastAsia"/>
+        </w:rPr>
+        <w:t xml:space="preserve">转</w:t>
+      </w:r>
+      <w:r>
+        <w:t xml:space="preserve"> Markdown </w:t>
+      </w:r>
+      <w:r>
+        <w:rPr>
+          <w:rFonts w:hint="eastAsia"/>
+        </w:rPr>
+        <w:t xml:space="preserve">表格（</w:t>
+      </w:r>
+      <w:r>
+        <w:rPr>
+          <w:rStyle w:val="VerbatimChar"/>
+        </w:rPr>
+        <w:t xml:space="preserve">_html_tables_to_markdown</w:t>
+      </w:r>
+      <w:r>
+        <w:rPr>
+          <w:rFonts w:hint="eastAsia"/>
+        </w:rPr>
+        <w:t xml:space="preserve">），否则预览（markdown-it</w:t>
+      </w:r>
+      <w:r>
+        <w:t xml:space="preserve"> </w:t>
+      </w:r>
+      <w:r>
+        <w:rPr>
+          <w:rFonts w:hint="eastAsia"/>
+        </w:rPr>
+        <w:t xml:space="preserve">禁用</w:t>
+      </w:r>
+      <w:r>
+        <w:t xml:space="preserve"> </w:t>
+      </w:r>
+      <w:r>
+        <w:rPr>
+          <w:rFonts w:hint="eastAsia"/>
+        </w:rPr>
+        <w:t xml:space="preserve">HTML）会显示原始标签；</w:t>
+      </w:r>
+    </w:p>
+    <w:p>
+      <w:pPr>
+        <w:pStyle w:val="Compact"/>
+        <w:numPr>
+          <w:ilvl w:val="1"/>
+          <w:numId w:val="1036"/>
+        </w:numPr>
+      </w:pPr>
+      <w:r>
+        <w:rPr>
+          <w:rFonts w:hint="eastAsia"/>
+        </w:rPr>
+        <w:t xml:space="preserve">公式过</w:t>
+      </w:r>
+      <w:r>
+        <w:t xml:space="preserve"> </w:t>
+      </w:r>
+      <w:r>
+        <w:rPr>
+          <w:rStyle w:val="VerbatimChar"/>
+        </w:rPr>
+        <w:t xml:space="preserve">_cleanup_markdown_formulas</w:t>
+      </w:r>
+      <w:r>
+        <w:rPr>
+          <w:rFonts w:hint="eastAsia"/>
+        </w:rPr>
+        <w:t xml:space="preserve">（与另两条引擎一致）；题号剥除：标准形式走</w:t>
+      </w:r>
+      <w:r>
+        <w:t xml:space="preserve"> </w:t>
+      </w:r>
+      <w:r>
+        <w:rPr>
+          <w:rStyle w:val="VerbatimChar"/>
+        </w:rPr>
+        <w:t xml:space="preserve">strip_question_number</w:t>
+      </w:r>
+      <w:r>
+        <w:rPr>
+          <w:rFonts w:hint="eastAsia"/>
+        </w:rPr>
+        <w:t xml:space="preserve">，另补</w:t>
+      </w:r>
+      <w:r>
+        <w:t xml:space="preserve"> PaddleOCR </w:t>
+      </w:r>
+      <w:r>
+        <w:rPr>
+          <w:rFonts w:hint="eastAsia"/>
+        </w:rPr>
+        <w:t xml:space="preserve">特有的「序号紧跟来源标签」形式（</w:t>
+      </w:r>
+      <w:r>
+        <w:rPr>
+          <w:rStyle w:val="VerbatimChar"/>
+        </w:rPr>
+        <w:t xml:space="preserve">2[2026 </w:t>
+      </w:r>
+      <w:r>
+        <w:rPr>
+          <w:rStyle w:val="VerbatimChar"/>
+          <w:rFonts w:hint="eastAsia"/>
+        </w:rPr>
+        <w:t xml:space="preserve">江苏…]</w:t>
+      </w:r>
+      <w:r>
+        <w:rPr>
+          <w:rFonts w:hint="eastAsia"/>
+        </w:rPr>
+        <w:t xml:space="preserve">）；</w:t>
+      </w:r>
+    </w:p>
+    <w:p>
+      <w:pPr>
+        <w:pStyle w:val="Compact"/>
+        <w:numPr>
+          <w:ilvl w:val="1"/>
+          <w:numId w:val="1036"/>
+        </w:numPr>
+      </w:pPr>
+      <w:r>
+        <w:rPr>
+          <w:rFonts w:hint="eastAsia"/>
+        </w:rPr>
+        <w:t xml:space="preserve">网络层与</w:t>
+      </w:r>
+      <w:r>
+        <w:t xml:space="preserve"> </w:t>
+      </w:r>
+      <w:r>
+        <w:rPr>
+          <w:rStyle w:val="VerbatimChar"/>
+        </w:rPr>
+        <w:t xml:space="preserve">_download</w:t>
+      </w:r>
+      <w:r>
+        <w:t xml:space="preserve"> </w:t>
+      </w:r>
+      <w:r>
+        <w:rPr>
+          <w:rFonts w:hint="eastAsia"/>
+        </w:rPr>
+        <w:t xml:space="preserve">均有「系统代理失败</w:t>
+      </w:r>
+      <w:r>
+        <w:t xml:space="preserve"> → </w:t>
+      </w:r>
+      <w:r>
+        <w:rPr>
+          <w:rFonts w:hint="eastAsia"/>
+        </w:rPr>
+        <w:t xml:space="preserve">直连重试」回退；鉴权/限流/超时错误统一中文提示。</w:t>
+      </w:r>
+    </w:p>
+    <w:p>
+      <w:pPr>
+        <w:pStyle w:val="Compact"/>
+        <w:numPr>
+          <w:ilvl w:val="0"/>
+          <w:numId w:val="1035"/>
+        </w:numPr>
+      </w:pPr>
+      <w:r>
+        <w:rPr>
+          <w:rFonts w:hint="eastAsia"/>
+          <w:b/>
+          <w:bCs/>
+        </w:rPr>
+        <w:t xml:space="preserve">编排</w:t>
+      </w:r>
+      <w:r>
+        <w:rPr>
+          <w:rFonts w:hint="eastAsia"/>
+        </w:rPr>
+        <w:t xml:space="preserve">：</w:t>
+      </w:r>
+      <w:r>
+        <w:rPr>
+          <w:rStyle w:val="VerbatimChar"/>
+        </w:rPr>
+        <w:t xml:space="preserve">api_recognizer.PROVIDERS</w:t>
+      </w:r>
+      <w:r>
+        <w:t xml:space="preserve"> </w:t>
+      </w:r>
+      <w:r>
+        <w:rPr>
+          <w:rFonts w:hint="eastAsia"/>
+        </w:rPr>
+        <w:t xml:space="preserve">新增</w:t>
+      </w:r>
+      <w:r>
+        <w:t xml:space="preserve"> </w:t>
+      </w:r>
+      <w:r>
+        <w:rPr>
+          <w:rStyle w:val="VerbatimChar"/>
+        </w:rPr>
+        <w:t xml:space="preserve">paddleocr</w:t>
+      </w:r>
+      <w:r>
+        <w:t xml:space="preserve"> </w:t>
+      </w:r>
+      <w:r>
+        <w:rPr>
+          <w:rFonts w:hint="eastAsia"/>
+        </w:rPr>
+        <w:t xml:space="preserve">预设（base_url</w:t>
+      </w:r>
+      <w:r>
+        <w:t xml:space="preserve"> </w:t>
+      </w:r>
+      <w:r>
+        <w:rPr>
+          <w:rFonts w:hint="eastAsia"/>
+        </w:rPr>
+        <w:t xml:space="preserve">指向任务端点，key_env</w:t>
+      </w:r>
+      <w:r>
+        <w:t xml:space="preserve"> </w:t>
+      </w:r>
+      <w:r>
+        <w:rPr>
+          <w:rStyle w:val="VerbatimChar"/>
+        </w:rPr>
+        <w:t xml:space="preserve">PADDLEOCR_ACCESS_TOKEN</w:t>
+      </w:r>
+      <w:r>
+        <w:rPr>
+          <w:rFonts w:hint="eastAsia"/>
+        </w:rPr>
+        <w:t xml:space="preserve">），前端「API</w:t>
+      </w:r>
+      <w:r>
+        <w:t xml:space="preserve"> </w:t>
+      </w:r>
+      <w:r>
+        <w:rPr>
+          <w:rFonts w:hint="eastAsia"/>
+        </w:rPr>
+        <w:t xml:space="preserve">设置」下拉自动出现、</w:t>
+      </w:r>
+      <w:r>
+        <w:rPr>
+          <w:rFonts w:hint="eastAsia"/>
+          <w:b/>
+          <w:bCs/>
+        </w:rPr>
+        <w:t xml:space="preserve">前端零改动</w:t>
+      </w:r>
+      <w:r>
+        <w:rPr>
+          <w:rFonts w:hint="eastAsia"/>
+        </w:rPr>
+        <w:t xml:space="preserve">；引擎仍选「API」，</w:t>
+      </w:r>
+      <w:r>
+        <w:rPr>
+          <w:rStyle w:val="VerbatimChar"/>
+        </w:rPr>
+        <w:t xml:space="preserve">recognize_one</w:t>
+      </w:r>
+      <w:r>
+        <w:t xml:space="preserve"> </w:t>
+      </w:r>
+      <w:r>
+        <w:rPr>
+          <w:rFonts w:hint="eastAsia"/>
+        </w:rPr>
+        <w:t xml:space="preserve">按</w:t>
+      </w:r>
+      <w:r>
+        <w:t xml:space="preserve"> </w:t>
+      </w:r>
+      <w:r>
+        <w:rPr>
+          <w:rStyle w:val="VerbatimChar"/>
+        </w:rPr>
+        <w:t xml:space="preserve">cfg["provider"] == "paddleocr"</w:t>
+      </w:r>
+      <w:r>
+        <w:t xml:space="preserve"> </w:t>
+      </w:r>
+      <w:r>
+        <w:rPr>
+          <w:rFonts w:hint="eastAsia"/>
+        </w:rPr>
+        <w:t xml:space="preserve">分发到</w:t>
+      </w:r>
+      <w:r>
+        <w:t xml:space="preserve"> paddle </w:t>
+      </w:r>
+      <w:r>
+        <w:rPr>
+          <w:rFonts w:hint="eastAsia"/>
+        </w:rPr>
+        <w:t xml:space="preserve">流程，结果以</w:t>
+      </w:r>
+      <w:r>
+        <w:t xml:space="preserve"> preset </w:t>
+      </w:r>
+      <w:r>
+        <w:rPr>
+          <w:rFonts w:hint="eastAsia"/>
+        </w:rPr>
+        <w:t xml:space="preserve">类（Markdown</w:t>
+      </w:r>
+      <w:r>
+        <w:t xml:space="preserve"> </w:t>
+      </w:r>
+      <w:r>
+        <w:rPr>
+          <w:rFonts w:hint="eastAsia"/>
+        </w:rPr>
+        <w:t xml:space="preserve">直转）进入预览管线，享受相同的选项分行/填空还原后处理。</w:t>
+      </w:r>
+    </w:p>
+    <w:p>
+      <w:pPr>
+        <w:pStyle w:val="Compact"/>
+        <w:numPr>
+          <w:ilvl w:val="0"/>
+          <w:numId w:val="1035"/>
+        </w:numPr>
+      </w:pPr>
+      <w:r>
+        <w:rPr>
+          <w:rFonts w:hint="eastAsia"/>
+          <w:b/>
+          <w:bCs/>
+        </w:rPr>
+        <w:t xml:space="preserve">验证</w:t>
+      </w:r>
+      <w:r>
+        <w:rPr>
+          <w:rFonts w:hint="eastAsia"/>
+        </w:rPr>
+        <w:t xml:space="preserve">：真实题图（光学折射题，含插图</w:t>
+      </w:r>
+      <w:r>
+        <w:t xml:space="preserve"> + </w:t>
+      </w:r>
+      <w:r>
+        <w:rPr>
+          <w:rFonts w:hint="eastAsia"/>
+        </w:rPr>
+        <w:t xml:space="preserve">数据表格）端到端——任务提交</w:t>
+      </w:r>
+      <w:r>
+        <w:t xml:space="preserve"> </w:t>
+      </w:r>
+      <w:r>
+        <w:rPr>
+          <w:rFonts w:hint="eastAsia"/>
+        </w:rPr>
+        <w:t xml:space="preserve">9s、识别秒级完成、插图下载并改写为</w:t>
+      </w:r>
+      <w:r>
+        <w:t xml:space="preserve"> </w:t>
+      </w:r>
+      <w:r>
+        <w:rPr>
+          <w:rStyle w:val="VerbatimChar"/>
+        </w:rPr>
+        <w:t xml:space="preserve">figures/w1/xx.jpg{width=5.15cm …}</w:t>
+      </w:r>
+      <w:r>
+        <w:t xml:space="preserve">、HTML </w:t>
+      </w:r>
+      <w:r>
+        <w:rPr>
+          <w:rFonts w:hint="eastAsia"/>
+        </w:rPr>
+        <w:t xml:space="preserve">表格转</w:t>
+      </w:r>
+      <w:r>
+        <w:t xml:space="preserve"> Markdown </w:t>
+      </w:r>
+      <w:r>
+        <w:rPr>
+          <w:rFonts w:hint="eastAsia"/>
+        </w:rPr>
+        <w:t xml:space="preserve">表格、题号剥除、选项分行转义；finalize</w:t>
+      </w:r>
+      <w:r>
+        <w:t xml:space="preserve"> </w:t>
+      </w:r>
+      <w:r>
+        <w:rPr>
+          <w:rFonts w:hint="eastAsia"/>
+        </w:rPr>
+        <w:t xml:space="preserve">生成</w:t>
+      </w:r>
+      <w:r>
+        <w:t xml:space="preserve"> docx </w:t>
+      </w:r>
+      <w:r>
+        <w:rPr>
+          <w:rFonts w:hint="eastAsia"/>
+        </w:rPr>
+        <w:t xml:space="preserve">确认含图片（media</w:t>
+      </w:r>
+      <w:r>
+        <w:t xml:space="preserve"> </w:t>
+      </w:r>
+      <w:r>
+        <w:rPr>
+          <w:rFonts w:hint="eastAsia"/>
+        </w:rPr>
+        <w:t xml:space="preserve">嵌入）、真表格（</w:t>
+      </w:r>
+      <w:r>
+        <w:rPr>
+          <w:rStyle w:val="VerbatimChar"/>
+        </w:rPr>
+        <w:t xml:space="preserve">&lt;w:tbl&gt;</w:t>
+      </w:r>
+      <w:r>
+        <w:rPr>
+          <w:rFonts w:hint="eastAsia"/>
+        </w:rPr>
+        <w:t xml:space="preserve">）与</w:t>
+      </w:r>
+      <w:r>
+        <w:t xml:space="preserve"> OMML </w:t>
+      </w:r>
+      <w:r>
+        <w:rPr>
+          <w:rFonts w:hint="eastAsia"/>
+        </w:rPr>
+        <w:t xml:space="preserve">公式。</w:t>
+      </w:r>
+    </w:p>
+    <w:p>
+      <w:pPr>
+        <w:pStyle w:val="Compact"/>
+        <w:numPr>
+          <w:ilvl w:val="0"/>
+          <w:numId w:val="1035"/>
+        </w:numPr>
+      </w:pPr>
+      <w:r>
+        <w:rPr>
+          <w:rFonts w:hint="eastAsia"/>
+          <w:b/>
+          <w:bCs/>
+        </w:rPr>
+        <w:t xml:space="preserve">注意</w:t>
+      </w:r>
+      <w:r>
+        <w:rPr>
+          <w:rFonts w:hint="eastAsia"/>
+        </w:rPr>
+        <w:t xml:space="preserve">：①</w:t>
+      </w:r>
+      <w:r>
+        <w:t xml:space="preserve"> </w:t>
+      </w:r>
+      <w:r>
+        <w:rPr>
+          <w:rFonts w:hint="eastAsia"/>
+        </w:rPr>
+        <w:t xml:space="preserve">首次实测曾</w:t>
+      </w:r>
+      <w:r>
+        <w:t xml:space="preserve"> 300s </w:t>
+      </w:r>
+      <w:r>
+        <w:rPr>
+          <w:rFonts w:hint="eastAsia"/>
+        </w:rPr>
+        <w:t xml:space="preserve">超时，分段计时定位为系统代理（127.0.0.1:7897）失效导致的连接挂起，直连回退后正常；②</w:t>
+      </w:r>
+      <w:r>
+        <w:t xml:space="preserve"> PaddleOCR </w:t>
+      </w:r>
+      <w:r>
+        <w:rPr>
+          <w:rFonts w:hint="eastAsia"/>
+        </w:rPr>
+        <w:t xml:space="preserve">不返回</w:t>
+      </w:r>
+      <w:r>
+        <w:t xml:space="preserve"> token </w:t>
+      </w:r>
+      <w:r>
+        <w:rPr>
+          <w:rFonts w:hint="eastAsia"/>
+        </w:rPr>
+        <w:t xml:space="preserve">用量，不计入</w:t>
+      </w:r>
+      <w:r>
+        <w:t xml:space="preserve"> </w:t>
+      </w:r>
+      <w:r>
+        <w:rPr>
+          <w:rFonts w:hint="eastAsia"/>
+        </w:rPr>
+        <w:t xml:space="preserve">api_usage.json；③</w:t>
+      </w:r>
+      <w:r>
+        <w:t xml:space="preserve"> PaddleOCR-VL </w:t>
+      </w:r>
+      <w:r>
+        <w:rPr>
+          <w:rFonts w:hint="eastAsia"/>
+        </w:rPr>
+        <w:t xml:space="preserve">插图位置保留在正文原位（内联引用），比本地/API</w:t>
+      </w:r>
+      <w:r>
+        <w:t xml:space="preserve"> </w:t>
+      </w:r>
+      <w:r>
+        <w:rPr>
+          <w:rFonts w:hint="eastAsia"/>
+        </w:rPr>
+        <w:t xml:space="preserve">引擎的「文末集中排图」更贴近原卷排版。</w:t>
+      </w:r>
+    </w:p>
+    <w:bookmarkEnd w:id="38"/>
+    <w:bookmarkStart w:id="39" w:name="三十2026-10-11-更新四识别前图片优化云端-api按图可选"/>
+    <w:p>
+      <w:pPr>
+        <w:pStyle w:val="Heading2"/>
+      </w:pPr>
+      <w:r>
+        <w:rPr>
+          <w:rFonts w:hint="eastAsia"/>
+        </w:rPr>
+        <w:t xml:space="preserve">三十、2026-10-11</w:t>
+      </w:r>
+      <w:r>
+        <w:t xml:space="preserve"> </w:t>
+      </w:r>
+      <w:r>
+        <w:rPr>
+          <w:rFonts w:hint="eastAsia"/>
+        </w:rPr>
+        <w:t xml:space="preserve">更新（四）：识别前图片优化（云端</w:t>
+      </w:r>
+      <w:r>
+        <w:t xml:space="preserve"> </w:t>
+      </w:r>
+      <w:r>
+        <w:rPr>
+          <w:rFonts w:hint="eastAsia"/>
+        </w:rPr>
+        <w:t xml:space="preserve">API，按图可选）</w:t>
+      </w:r>
+    </w:p>
+    <w:p>
+      <w:pPr>
+        <w:pStyle w:val="Compact"/>
+        <w:numPr>
+          <w:ilvl w:val="0"/>
+          <w:numId w:val="1037"/>
+        </w:numPr>
+      </w:pPr>
+      <w:r>
+        <w:rPr>
+          <w:rFonts w:hint="eastAsia"/>
+          <w:b/>
+          <w:bCs/>
+        </w:rPr>
+        <w:t xml:space="preserve">需求</w:t>
+      </w:r>
+      <w:r>
+        <w:rPr>
+          <w:rFonts w:hint="eastAsia"/>
+        </w:rPr>
+        <w:t xml:space="preserve">：拍照/带水印的题图在识别前先做优化——去水印、清晰化、转白底；按图可选，信息不能被改动。</w:t>
+      </w:r>
+    </w:p>
+    <w:p>
+      <w:pPr>
+        <w:pStyle w:val="Compact"/>
+        <w:numPr>
+          <w:ilvl w:val="0"/>
+          <w:numId w:val="1037"/>
+        </w:numPr>
+      </w:pPr>
+      <w:r>
+        <w:rPr>
+          <w:rFonts w:hint="eastAsia"/>
+          <w:b/>
+          <w:bCs/>
+        </w:rPr>
+        <w:t xml:space="preserve">选型结论</w:t>
+      </w:r>
+      <w:r>
+        <w:rPr>
+          <w:rFonts w:hint="eastAsia"/>
+        </w:rPr>
+        <w:t xml:space="preserve">：ERNIE-Image（文生图）等生成式模型会”重画”图片、有改字风险，弃用；改用三家确定性增强/修复</w:t>
+      </w:r>
+      <w:r>
+        <w:t xml:space="preserve"> </w:t>
+      </w:r>
+      <w:r>
+        <w:rPr>
+          <w:rFonts w:hint="eastAsia"/>
+        </w:rPr>
+        <w:t xml:space="preserve">API，功能与服务商绑定，用户只勾选功能不用选服务商：</w:t>
+      </w:r>
+      <w:r>
+        <w:t xml:space="preserve"> </w:t>
+      </w:r>
+      <w:r>
+        <w:t xml:space="preserve">| </w:t>
+      </w:r>
+      <w:r>
+        <w:rPr>
+          <w:rFonts w:hint="eastAsia"/>
+        </w:rPr>
+        <w:t xml:space="preserve">功能</w:t>
+      </w:r>
+      <w:r>
+        <w:t xml:space="preserve"> | </w:t>
+      </w:r>
+      <w:r>
+        <w:rPr>
+          <w:rFonts w:hint="eastAsia"/>
+        </w:rPr>
+        <w:t xml:space="preserve">服务商</w:t>
+      </w:r>
+      <w:r>
+        <w:t xml:space="preserve"> | </w:t>
+      </w:r>
+      <w:r>
+        <w:rPr>
+          <w:rFonts w:hint="eastAsia"/>
+        </w:rPr>
+        <w:t xml:space="preserve">价格</w:t>
+      </w:r>
+      <w:r>
+        <w:t xml:space="preserve"> | </w:t>
+      </w:r>
+      <w:r>
+        <w:rPr>
+          <w:rFonts w:hint="eastAsia"/>
+        </w:rPr>
+        <w:t xml:space="preserve">免费额度</w:t>
+      </w:r>
+      <w:r>
+        <w:t xml:space="preserve"> |</w:t>
+      </w:r>
+      <w:r>
+        <w:t xml:space="preserve"> </w:t>
+      </w:r>
+      <w:r>
+        <w:t xml:space="preserve">|—|—|—|—|</w:t>
+      </w:r>
+      <w:r>
+        <w:t xml:space="preserve"> </w:t>
+      </w:r>
+      <w:r>
+        <w:t xml:space="preserve">| </w:t>
+      </w:r>
+      <w:r>
+        <w:rPr>
+          <w:rFonts w:hint="eastAsia"/>
+        </w:rPr>
+        <w:t xml:space="preserve">转白底/矫正</w:t>
+      </w:r>
+      <w:r>
+        <w:t xml:space="preserve"> | TextIn </w:t>
+      </w:r>
+      <w:r>
+        <w:rPr>
+          <w:rFonts w:hint="eastAsia"/>
+        </w:rPr>
+        <w:t xml:space="preserve">切边增强矫正</w:t>
+      </w:r>
+      <w:r>
+        <w:t xml:space="preserve"> | 0.03~0.1 </w:t>
+      </w:r>
+      <w:r>
+        <w:rPr>
+          <w:rFonts w:hint="eastAsia"/>
+        </w:rPr>
+        <w:t xml:space="preserve">元/次</w:t>
+      </w:r>
+      <w:r>
+        <w:t xml:space="preserve"> | </w:t>
+      </w:r>
+      <w:r>
+        <w:rPr>
+          <w:rFonts w:hint="eastAsia"/>
+        </w:rPr>
+        <w:t xml:space="preserve">新客</w:t>
+      </w:r>
+      <w:r>
+        <w:t xml:space="preserve"> 5 </w:t>
+      </w:r>
+      <w:r>
+        <w:rPr>
+          <w:rFonts w:hint="eastAsia"/>
+        </w:rPr>
+        <w:t xml:space="preserve">次</w:t>
+      </w:r>
+      <w:r>
+        <w:t xml:space="preserve"> + </w:t>
+      </w:r>
+      <w:r>
+        <w:rPr>
+          <w:rFonts w:hint="eastAsia"/>
+        </w:rPr>
+        <w:t xml:space="preserve">首购</w:t>
+      </w:r>
+      <w:r>
+        <w:t xml:space="preserve"> 9.9 </w:t>
+      </w:r>
+      <w:r>
+        <w:rPr>
+          <w:rFonts w:hint="eastAsia"/>
+        </w:rPr>
+        <w:t xml:space="preserve">元/100</w:t>
+      </w:r>
+      <w:r>
+        <w:t xml:space="preserve"> </w:t>
+      </w:r>
+      <w:r>
+        <w:rPr>
+          <w:rFonts w:hint="eastAsia"/>
+        </w:rPr>
+        <w:t xml:space="preserve">次</w:t>
+      </w:r>
+      <w:r>
+        <w:t xml:space="preserve"> |</w:t>
+      </w:r>
+      <w:r>
+        <w:t xml:space="preserve"> </w:t>
+      </w:r>
+      <w:r>
+        <w:t xml:space="preserve">| </w:t>
+      </w:r>
+      <w:r>
+        <w:rPr>
+          <w:rFonts w:hint="eastAsia"/>
+        </w:rPr>
+        <w:t xml:space="preserve">去水印</w:t>
+      </w:r>
+      <w:r>
+        <w:t xml:space="preserve"> | </w:t>
+      </w:r>
+      <w:r>
+        <w:rPr>
+          <w:rFonts w:hint="eastAsia"/>
+        </w:rPr>
+        <w:t xml:space="preserve">阿里云</w:t>
+      </w:r>
+      <w:r>
+        <w:t xml:space="preserve"> RemoveImageWatermark | 0.01 </w:t>
+      </w:r>
+      <w:r>
+        <w:rPr>
+          <w:rFonts w:hint="eastAsia"/>
+        </w:rPr>
+        <w:t xml:space="preserve">元/次</w:t>
+      </w:r>
+      <w:r>
+        <w:t xml:space="preserve"> | </w:t>
+      </w:r>
+      <w:r>
+        <w:rPr>
+          <w:rFonts w:hint="eastAsia"/>
+        </w:rPr>
+        <w:t xml:space="preserve">每月</w:t>
+      </w:r>
+      <w:r>
+        <w:t xml:space="preserve"> 100 </w:t>
+      </w:r>
+      <w:r>
+        <w:rPr>
+          <w:rFonts w:hint="eastAsia"/>
+        </w:rPr>
+        <w:t xml:space="preserve">次</w:t>
+      </w:r>
+      <w:r>
+        <w:t xml:space="preserve"> |</w:t>
+      </w:r>
+      <w:r>
+        <w:t xml:space="preserve"> </w:t>
+      </w:r>
+      <w:r>
+        <w:t xml:space="preserve">| </w:t>
+      </w:r>
+      <w:r>
+        <w:rPr>
+          <w:rFonts w:hint="eastAsia"/>
+        </w:rPr>
+        <w:t xml:space="preserve">清晰化</w:t>
+      </w:r>
+      <w:r>
+        <w:t xml:space="preserve"> | </w:t>
+      </w:r>
+      <w:r>
+        <w:rPr>
+          <w:rFonts w:hint="eastAsia"/>
+        </w:rPr>
+        <w:t xml:space="preserve">百度图像清晰度增强</w:t>
+      </w:r>
+      <w:r>
+        <w:t xml:space="preserve"> | 0.008 </w:t>
+      </w:r>
+      <w:r>
+        <w:rPr>
+          <w:rFonts w:hint="eastAsia"/>
+        </w:rPr>
+        <w:t xml:space="preserve">元/次</w:t>
+      </w:r>
+      <w:r>
+        <w:t xml:space="preserve"> | </w:t>
+      </w:r>
+      <w:r>
+        <w:rPr>
+          <w:rFonts w:hint="eastAsia"/>
+        </w:rPr>
+        <w:t xml:space="preserve">个人送</w:t>
+      </w:r>
+      <w:r>
+        <w:t xml:space="preserve"> 1000 </w:t>
+      </w:r>
+      <w:r>
+        <w:rPr>
+          <w:rFonts w:hint="eastAsia"/>
+        </w:rPr>
+        <w:t xml:space="preserve">次</w:t>
+      </w:r>
+      <w:r>
+        <w:t xml:space="preserve"> |</w:t>
+      </w:r>
+    </w:p>
+    <w:p>
+      <w:pPr>
+        <w:pStyle w:val="Compact"/>
+        <w:numPr>
+          <w:ilvl w:val="0"/>
+          <w:numId w:val="1037"/>
+        </w:numPr>
+      </w:pPr>
+      <w:r>
+        <w:rPr>
+          <w:rFonts w:hint="eastAsia"/>
+          <w:b/>
+          <w:bCs/>
+        </w:rPr>
+        <w:t xml:space="preserve">实现（新增</w:t>
+      </w:r>
+      <w:r>
+        <w:rPr>
+          <w:b/>
+          <w:bCs/>
+        </w:rPr>
+        <w:t xml:space="preserve"> </w:t>
+      </w:r>
+      <w:r>
+        <w:rPr>
+          <w:rStyle w:val="VerbatimChar"/>
+          <w:b/>
+          <w:bCs/>
+        </w:rPr>
+        <w:t xml:space="preserve">backend/image_enhance.py</w:t>
+      </w:r>
+      <w:r>
+        <w:rPr>
+          <w:rFonts w:hint="eastAsia"/>
+          <w:b/>
+          <w:bCs/>
+        </w:rPr>
+        <w:t xml:space="preserve">）</w:t>
+      </w:r>
+      <w:r>
+        <w:rPr>
+          <w:rFonts w:hint="eastAsia"/>
+        </w:rPr>
+        <w:t xml:space="preserve">：</w:t>
+      </w:r>
+      <w:r>
+        <w:rPr>
+          <w:rStyle w:val="VerbatimChar"/>
+        </w:rPr>
+        <w:t xml:space="preserve">enhance_image()</w:t>
+      </w:r>
+      <w:r>
+        <w:t xml:space="preserve"> </w:t>
+      </w:r>
+      <w:r>
+        <w:rPr>
+          <w:rFonts w:hint="eastAsia"/>
+        </w:rPr>
+        <w:t xml:space="preserve">按</w:t>
+      </w:r>
+      <w:r>
+        <w:t xml:space="preserve"> </w:t>
+      </w:r>
+      <w:r>
+        <w:rPr>
+          <w:rFonts w:hint="eastAsia"/>
+        </w:rPr>
+        <w:t xml:space="preserve">去水印→转白底→清晰化</w:t>
+      </w:r>
+      <w:r>
+        <w:t xml:space="preserve"> </w:t>
+      </w:r>
+      <w:r>
+        <w:rPr>
+          <w:rFonts w:hint="eastAsia"/>
+        </w:rPr>
+        <w:t xml:space="preserve">顺序执行；</w:t>
+      </w:r>
+      <w:r>
+        <w:rPr>
+          <w:rFonts w:hint="eastAsia"/>
+          <w:b/>
+          <w:bCs/>
+        </w:rPr>
+        <w:t xml:space="preserve">每步失败回退上一步结果、全部失败用原图</w:t>
+      </w:r>
+      <w:r>
+        <w:rPr>
+          <w:rFonts w:hint="eastAsia"/>
+        </w:rPr>
+        <w:t xml:space="preserve">，绝不中断识别；</w:t>
+      </w:r>
+      <w:r>
+        <w:rPr>
+          <w:rFonts w:hint="eastAsia"/>
+          <w:b/>
+          <w:bCs/>
+        </w:rPr>
+        <w:t xml:space="preserve">背景已白的截图自动跳过转白底</w:t>
+      </w:r>
+      <w:r>
+        <w:rPr>
+          <w:rFonts w:hint="eastAsia"/>
+        </w:rPr>
+        <w:t xml:space="preserve">（四边亮度采样</w:t>
+      </w:r>
+      <w:r>
+        <w:t xml:space="preserve"> ≥235 </w:t>
+      </w:r>
+      <w:r>
+        <w:rPr>
+          <w:rFonts w:hint="eastAsia"/>
+        </w:rPr>
+        <w:t xml:space="preserve">判定，零调用零费用）；百度</w:t>
+      </w:r>
+      <w:r>
+        <w:t xml:space="preserve"> access_token </w:t>
+      </w:r>
+      <w:r>
+        <w:rPr>
+          <w:rFonts w:hint="eastAsia"/>
+        </w:rPr>
+        <w:t xml:space="preserve">进程内缓存（30</w:t>
+      </w:r>
+      <w:r>
+        <w:t xml:space="preserve"> </w:t>
+      </w:r>
+      <w:r>
+        <w:rPr>
+          <w:rFonts w:hint="eastAsia"/>
+        </w:rPr>
+        <w:t xml:space="preserve">天有效期提前</w:t>
+      </w:r>
+      <w:r>
+        <w:t xml:space="preserve"> 1 </w:t>
+      </w:r>
+      <w:r>
+        <w:rPr>
+          <w:rFonts w:hint="eastAsia"/>
+        </w:rPr>
+        <w:t xml:space="preserve">小时续）；阿里云走官方</w:t>
+      </w:r>
+      <w:r>
+        <w:t xml:space="preserve"> SDK advance </w:t>
+      </w:r>
+      <w:r>
+        <w:rPr>
+          <w:rFonts w:hint="eastAsia"/>
+        </w:rPr>
+        <w:t xml:space="preserve">通道本地直传（</w:t>
+      </w:r>
+      <w:r>
+        <w:rPr>
+          <w:rStyle w:val="VerbatimChar"/>
+        </w:rPr>
+        <w:t xml:space="preserve">alibabacloud_imageenhan20190930</w:t>
+      </w:r>
+      <w:r>
+        <w:t xml:space="preserve"> </w:t>
+      </w:r>
+      <w:r>
+        <w:rPr>
+          <w:rFonts w:hint="eastAsia"/>
+        </w:rPr>
+        <w:t xml:space="preserve">已装入</w:t>
+      </w:r>
+      <w:r>
+        <w:t xml:space="preserve"> </w:t>
+      </w:r>
+      <w:r>
+        <w:rPr>
+          <w:rFonts w:hint="eastAsia"/>
+        </w:rPr>
+        <w:t xml:space="preserve">backend/.venv），TextIn/百度为纯</w:t>
+      </w:r>
+      <w:r>
+        <w:t xml:space="preserve"> HTTP </w:t>
+      </w:r>
+      <w:r>
+        <w:rPr>
+          <w:rFonts w:hint="eastAsia"/>
+        </w:rPr>
+        <w:t xml:space="preserve">无依赖。</w:t>
+      </w:r>
+    </w:p>
+    <w:p>
+      <w:pPr>
+        <w:pStyle w:val="Compact"/>
+        <w:numPr>
+          <w:ilvl w:val="0"/>
+          <w:numId w:val="1037"/>
+        </w:numPr>
+      </w:pPr>
+      <w:r>
+        <w:rPr>
+          <w:rFonts w:hint="eastAsia"/>
+          <w:b/>
+          <w:bCs/>
+        </w:rPr>
+        <w:t xml:space="preserve">管线接入</w:t>
+      </w:r>
+      <w:r>
+        <w:rPr>
+          <w:rFonts w:hint="eastAsia"/>
+        </w:rPr>
+        <w:t xml:space="preserve">：</w:t>
+      </w:r>
+      <w:r>
+        <w:rPr>
+          <w:rStyle w:val="VerbatimChar"/>
+        </w:rPr>
+        <w:t xml:space="preserve">/upload</w:t>
+      </w:r>
+      <w:r>
+        <w:t xml:space="preserve"> </w:t>
+      </w:r>
+      <w:r>
+        <w:rPr>
+          <w:rFonts w:hint="eastAsia"/>
+        </w:rPr>
+        <w:t xml:space="preserve">新增</w:t>
+      </w:r>
+      <w:r>
+        <w:t xml:space="preserve"> </w:t>
+      </w:r>
+      <w:r>
+        <w:rPr>
+          <w:rStyle w:val="VerbatimChar"/>
+        </w:rPr>
+        <w:t xml:space="preserve">enhance</w:t>
+      </w:r>
+      <w:r>
+        <w:rPr>
+          <w:rFonts w:hint="eastAsia"/>
+        </w:rPr>
+        <w:t xml:space="preserve">（每文件选项数组）与</w:t>
+      </w:r>
+      <w:r>
+        <w:t xml:space="preserve"> </w:t>
+      </w:r>
+      <w:r>
+        <w:rPr>
+          <w:rStyle w:val="VerbatimChar"/>
+        </w:rPr>
+        <w:t xml:space="preserve">enhance_config</w:t>
+      </w:r>
+      <w:r>
+        <w:rPr>
+          <w:rFonts w:hint="eastAsia"/>
+        </w:rPr>
+        <w:t xml:space="preserve">（三家密钥，仅内存不落盘）两个表单字段；</w:t>
+      </w:r>
+      <w:r>
+        <w:rPr>
+          <w:rStyle w:val="VerbatimChar"/>
+        </w:rPr>
+        <w:t xml:space="preserve">_expand_upload_plan</w:t>
+      </w:r>
+      <w:r>
+        <w:t xml:space="preserve"> </w:t>
+      </w:r>
+      <w:r>
+        <w:rPr>
+          <w:rFonts w:hint="eastAsia"/>
+        </w:rPr>
+        <w:t xml:space="preserve">把选项挂到图片项；</w:t>
+      </w:r>
+      <w:r>
+        <w:rPr>
+          <w:rStyle w:val="VerbatimChar"/>
+        </w:rPr>
+        <w:t xml:space="preserve">process_task</w:t>
+      </w:r>
+      <w:r>
+        <w:t xml:space="preserve"> </w:t>
+      </w:r>
+      <w:r>
+        <w:rPr>
+          <w:rFonts w:hint="eastAsia"/>
+        </w:rPr>
+        <w:t xml:space="preserve">在</w:t>
+      </w:r>
+      <w:r>
+        <w:rPr>
+          <w:rFonts w:hint="eastAsia"/>
+          <w:b/>
+          <w:bCs/>
+        </w:rPr>
+        <w:t xml:space="preserve">拆题检测之前</w:t>
+      </w:r>
+      <w:r>
+        <w:rPr>
+          <w:rFonts w:hint="eastAsia"/>
+        </w:rPr>
+        <w:t xml:space="preserve">执行增强并用处理后图片替换工作路径（原图保留在</w:t>
+      </w:r>
+      <w:r>
+        <w:t xml:space="preserve"> </w:t>
+      </w:r>
+      <w:r>
+        <w:rPr>
+          <w:rFonts w:hint="eastAsia"/>
+        </w:rPr>
+        <w:t xml:space="preserve">uploads/），拆分、识别、答案生成（原图发送）全部自动受益。</w:t>
+      </w:r>
+    </w:p>
+    <w:p>
+      <w:pPr>
+        <w:pStyle w:val="Compact"/>
+        <w:numPr>
+          <w:ilvl w:val="0"/>
+          <w:numId w:val="1037"/>
+        </w:numPr>
+      </w:pPr>
+      <w:r>
+        <w:rPr>
+          <w:rFonts w:hint="eastAsia"/>
+          <w:b/>
+          <w:bCs/>
+        </w:rPr>
+        <w:t xml:space="preserve">前端</w:t>
+      </w:r>
+      <w:r>
+        <w:rPr>
+          <w:rFonts w:hint="eastAsia"/>
+        </w:rPr>
+        <w:t xml:space="preserve">：「API</w:t>
+      </w:r>
+      <w:r>
+        <w:t xml:space="preserve"> </w:t>
+      </w:r>
+      <w:r>
+        <w:rPr>
+          <w:rFonts w:hint="eastAsia"/>
+        </w:rPr>
+        <w:t xml:space="preserve">设置」新增「图片优化服务」区块（6</w:t>
+      </w:r>
+      <w:r>
+        <w:t xml:space="preserve"> </w:t>
+      </w:r>
+      <w:r>
+        <w:rPr>
+          <w:rFonts w:hint="eastAsia"/>
+        </w:rPr>
+        <w:t xml:space="preserve">个密钥位，localStorage）；图片卡片新增「去水印/转白底/清晰化」勾选（仅图片显示，默认不勾）；上传前校验：勾了优化但没填对应密钥时弹设置窗并指明缺哪组。</w:t>
+      </w:r>
+    </w:p>
+    <w:p>
+      <w:pPr>
+        <w:pStyle w:val="Compact"/>
+        <w:numPr>
+          <w:ilvl w:val="0"/>
+          <w:numId w:val="1037"/>
+        </w:numPr>
+      </w:pPr>
+      <w:r>
+        <w:rPr>
+          <w:rFonts w:hint="eastAsia"/>
+          <w:b/>
+          <w:bCs/>
+        </w:rPr>
+        <w:t xml:space="preserve">验证</w:t>
+      </w:r>
+      <w:r>
+        <w:rPr>
+          <w:rFonts w:hint="eastAsia"/>
+        </w:rPr>
+        <w:t xml:space="preserve">：无密钥全选项</w:t>
+      </w:r>
+      <w:r>
+        <w:t xml:space="preserve"> → </w:t>
+      </w:r>
+      <w:r>
+        <w:rPr>
+          <w:rFonts w:hint="eastAsia"/>
+        </w:rPr>
+        <w:t xml:space="preserve">三步各自告警回退、返回原图；白底判定（纯白</w:t>
+      </w:r>
+      <w:r>
+        <w:t xml:space="preserve"> True / </w:t>
+      </w:r>
+      <w:r>
+        <w:rPr>
+          <w:rFonts w:hint="eastAsia"/>
+        </w:rPr>
+        <w:t xml:space="preserve">灰黄</w:t>
+      </w:r>
+      <w:r>
+        <w:t xml:space="preserve"> False / </w:t>
+      </w:r>
+      <w:r>
+        <w:rPr>
+          <w:rFonts w:hint="eastAsia"/>
+        </w:rPr>
+        <w:t xml:space="preserve">真实题图</w:t>
+      </w:r>
+      <w:r>
+        <w:t xml:space="preserve"> </w:t>
+      </w:r>
+      <w:r>
+        <w:rPr>
+          <w:rFonts w:hint="eastAsia"/>
+        </w:rPr>
+        <w:t xml:space="preserve">True）；上传接口新旧参数回归</w:t>
+      </w:r>
+      <w:r>
+        <w:t xml:space="preserve"> </w:t>
+      </w:r>
+      <w:r>
+        <w:rPr>
+          <w:rFonts w:hint="eastAsia"/>
+        </w:rPr>
+        <w:t xml:space="preserve">200；SSE</w:t>
+      </w:r>
+      <w:r>
+        <w:t xml:space="preserve"> </w:t>
+      </w:r>
+      <w:r>
+        <w:rPr>
+          <w:rFonts w:hint="eastAsia"/>
+        </w:rPr>
+        <w:t xml:space="preserve">实测增强步骤在管线内正常执行并回退。</w:t>
+      </w:r>
+    </w:p>
+    <w:p>
+      <w:pPr>
+        <w:pStyle w:val="Compact"/>
+        <w:numPr>
+          <w:ilvl w:val="0"/>
+          <w:numId w:val="1037"/>
+        </w:numPr>
+      </w:pPr>
+      <w:r>
+        <w:rPr>
+          <w:rFonts w:hint="eastAsia"/>
+          <w:b/>
+          <w:bCs/>
+        </w:rPr>
+        <w:t xml:space="preserve">已知边界</w:t>
+      </w:r>
+      <w:r>
+        <w:rPr>
+          <w:rFonts w:hint="eastAsia"/>
+        </w:rPr>
+        <w:t xml:space="preserve">：①</w:t>
+      </w:r>
+      <w:r>
+        <w:t xml:space="preserve"> </w:t>
+      </w:r>
+      <w:r>
+        <w:rPr>
+          <w:rFonts w:hint="eastAsia"/>
+        </w:rPr>
+        <w:t xml:space="preserve">深色压字水印各商用</w:t>
+      </w:r>
+      <w:r>
+        <w:t xml:space="preserve"> API </w:t>
+      </w:r>
+      <w:r>
+        <w:rPr>
+          <w:rFonts w:hint="eastAsia"/>
+        </w:rPr>
+        <w:t xml:space="preserve">均无把握，需实测；②</w:t>
+      </w:r>
+      <w:r>
+        <w:t xml:space="preserve"> PDF/Word </w:t>
+      </w:r>
+      <w:r>
+        <w:rPr>
+          <w:rFonts w:hint="eastAsia"/>
+        </w:rPr>
+        <w:t xml:space="preserve">页图是渲染产物（已干净），不支持也不需优化；③</w:t>
+      </w:r>
+      <w:r>
+        <w:t xml:space="preserve"> </w:t>
+      </w:r>
+      <w:r>
+        <w:rPr>
+          <w:rFonts w:hint="eastAsia"/>
+        </w:rPr>
+        <w:t xml:space="preserve">增强后的中间图存</w:t>
+      </w:r>
+      <w:r>
+        <w:t xml:space="preserve"> </w:t>
+      </w:r>
+      <w:r>
+        <w:rPr>
+          <w:rStyle w:val="VerbatimChar"/>
+        </w:rPr>
+        <w:t xml:space="preserve">temp/&lt;task&gt;/enhanced/</w:t>
+      </w:r>
+      <w:r>
+        <w:t xml:space="preserve"> </w:t>
+      </w:r>
+      <w:r>
+        <w:rPr>
+          <w:rFonts w:hint="eastAsia"/>
+        </w:rPr>
+        <w:t xml:space="preserve">随任务过期清理。</w:t>
+      </w:r>
+    </w:p>
+    <w:bookmarkEnd w:id="39"/>
+    <w:bookmarkStart w:id="40" w:name="X512d1817c50a1430a7dcb07e12b1c2aa9934284"/>
+    <w:p>
+      <w:pPr>
+        <w:pStyle w:val="Heading2"/>
+      </w:pPr>
+      <w:r>
+        <w:rPr>
+          <w:rFonts w:hint="eastAsia"/>
+        </w:rPr>
+        <w:t xml:space="preserve">三十一、2026-10-11</w:t>
+      </w:r>
+      <w:r>
+        <w:t xml:space="preserve"> </w:t>
+      </w:r>
+      <w:r>
+        <w:rPr>
+          <w:rFonts w:hint="eastAsia"/>
+        </w:rPr>
+        <w:t xml:space="preserve">更新（五）：图片优化排障——插图灰底修复</w:t>
+      </w:r>
+      <w:r>
+        <w:t xml:space="preserve"> + PaddleOCR </w:t>
+      </w:r>
+      <w:r>
+        <w:rPr>
+          <w:rFonts w:hint="eastAsia"/>
+        </w:rPr>
+        <w:t xml:space="preserve">提速降噪</w:t>
+      </w:r>
+    </w:p>
+    <w:p>
+      <w:pPr>
+        <w:pStyle w:val="Compact"/>
+        <w:numPr>
+          <w:ilvl w:val="0"/>
+          <w:numId w:val="1038"/>
+        </w:numPr>
+      </w:pPr>
+      <w:r>
+        <w:rPr>
+          <w:rFonts w:hint="eastAsia"/>
+          <w:b/>
+          <w:bCs/>
+        </w:rPr>
+        <w:t xml:space="preserve">问题</w:t>
+      </w:r>
+      <w:r>
+        <w:rPr>
+          <w:rFonts w:hint="eastAsia"/>
+        </w:rPr>
+        <w:t xml:space="preserve">：用户实测反馈两点——①</w:t>
+      </w:r>
+      <w:r>
+        <w:t xml:space="preserve"> PaddleOCR </w:t>
+      </w:r>
+      <w:r>
+        <w:rPr>
+          <w:rFonts w:hint="eastAsia"/>
+        </w:rPr>
+        <w:t xml:space="preserve">识别时进度日志每</w:t>
+      </w:r>
+      <w:r>
+        <w:t xml:space="preserve"> 3 </w:t>
+      </w:r>
+      <w:r>
+        <w:rPr>
+          <w:rFonts w:hint="eastAsia"/>
+        </w:rPr>
+        <w:t xml:space="preserve">秒刷一条、pending/running</w:t>
+      </w:r>
+      <w:r>
+        <w:t xml:space="preserve"> </w:t>
+      </w:r>
+      <w:r>
+        <w:rPr>
+          <w:rFonts w:hint="eastAsia"/>
+        </w:rPr>
+        <w:t xml:space="preserve">反复交替，整体很慢；②</w:t>
+      </w:r>
+      <w:r>
+        <w:t xml:space="preserve"> </w:t>
+      </w:r>
+      <w:r>
+        <w:rPr>
+          <w:rFonts w:hint="eastAsia"/>
+        </w:rPr>
+        <w:t xml:space="preserve">勾了「转白底」且日志显示成功，但最终插图仍是灰色拍照底。</w:t>
+      </w:r>
+    </w:p>
+    <w:p>
+      <w:pPr>
+        <w:pStyle w:val="Compact"/>
+        <w:numPr>
+          <w:ilvl w:val="0"/>
+          <w:numId w:val="1038"/>
+        </w:numPr>
+      </w:pPr>
+      <w:r>
+        <w:rPr>
+          <w:rFonts w:hint="eastAsia"/>
+          <w:b/>
+          <w:bCs/>
+        </w:rPr>
+        <w:t xml:space="preserve">根因定位</w:t>
+      </w:r>
+      <w:r>
+        <w:rPr>
+          <w:rFonts w:hint="eastAsia"/>
+        </w:rPr>
+        <w:t xml:space="preserve">：</w:t>
+      </w:r>
+    </w:p>
+    <w:p>
+      <w:pPr>
+        <w:pStyle w:val="Compact"/>
+        <w:numPr>
+          <w:ilvl w:val="1"/>
+          <w:numId w:val="1039"/>
+        </w:numPr>
+      </w:pPr>
+      <w:r>
+        <w:rPr>
+          <w:rFonts w:hint="eastAsia"/>
+        </w:rPr>
+        <w:t xml:space="preserve">灰底：查任务日志确认</w:t>
+      </w:r>
+      <w:r>
+        <w:t xml:space="preserve"> TextIn </w:t>
+      </w:r>
+      <w:r>
+        <w:rPr>
+          <w:rFonts w:hint="eastAsia"/>
+        </w:rPr>
+        <w:t xml:space="preserve">与百度清晰化均</w:t>
+      </w:r>
+      <w:r>
+        <w:rPr>
+          <w:rFonts w:hint="eastAsia"/>
+          <w:b/>
+          <w:bCs/>
+        </w:rPr>
+        <w:t xml:space="preserve">调用成功</w:t>
+      </w:r>
+      <w:r>
+        <w:rPr>
+          <w:rFonts w:hint="eastAsia"/>
+        </w:rPr>
+        <w:t xml:space="preserve">，但实测</w:t>
+      </w:r>
+      <w:r>
+        <w:t xml:space="preserve"> TextIn </w:t>
+      </w:r>
+      <w:r>
+        <w:rPr>
+          <w:rFonts w:hint="eastAsia"/>
+        </w:rPr>
+        <w:t xml:space="preserve">输出图边缘亮度仅</w:t>
+      </w:r>
+      <w:r>
+        <w:t xml:space="preserve"> </w:t>
+      </w:r>
+      <w:r>
+        <w:rPr>
+          <w:rFonts w:hint="eastAsia"/>
+        </w:rPr>
+        <w:t xml:space="preserve">192（其”增强”模式不保证纯白底），PaddleOCR</w:t>
+      </w:r>
+      <w:r>
+        <w:t xml:space="preserve"> </w:t>
+      </w:r>
+      <w:r>
+        <w:rPr>
+          <w:rFonts w:hint="eastAsia"/>
+        </w:rPr>
+        <w:t xml:space="preserve">返回的插图又是从提交图上裁切的，灰底被原样带进</w:t>
+      </w:r>
+      <w:r>
+        <w:t xml:space="preserve"> </w:t>
+      </w:r>
+      <w:r>
+        <w:rPr>
+          <w:rFonts w:hint="eastAsia"/>
+        </w:rPr>
+        <w:t xml:space="preserve">docx——属”成功但不达标”。</w:t>
+      </w:r>
+    </w:p>
+    <w:p>
+      <w:pPr>
+        <w:pStyle w:val="Compact"/>
+        <w:numPr>
+          <w:ilvl w:val="1"/>
+          <w:numId w:val="1039"/>
+        </w:numPr>
+      </w:pPr>
+      <w:r>
+        <w:rPr>
+          <w:rFonts w:hint="eastAsia"/>
+        </w:rPr>
+        <w:t xml:space="preserve">慢/刷屏：</w:t>
+      </w:r>
+      <w:r>
+        <w:rPr>
+          <w:rStyle w:val="VerbatimChar"/>
+        </w:rPr>
+        <w:t xml:space="preserve">paddle_recognizer._poll_job</w:t>
+      </w:r>
+      <w:r>
+        <w:t xml:space="preserve"> </w:t>
+      </w:r>
+      <w:r>
+        <w:rPr>
+          <w:rFonts w:hint="eastAsia"/>
+        </w:rPr>
+        <w:t xml:space="preserve">每</w:t>
+      </w:r>
+      <w:r>
+        <w:t xml:space="preserve"> 3 </w:t>
+      </w:r>
+      <w:r>
+        <w:rPr>
+          <w:rFonts w:hint="eastAsia"/>
+        </w:rPr>
+        <w:t xml:space="preserve">秒无条件输出，且整页拆出的多道题并发提交多个</w:t>
+      </w:r>
+      <w:r>
+        <w:t xml:space="preserve"> </w:t>
+      </w:r>
+      <w:r>
+        <w:rPr>
+          <w:rFonts w:hint="eastAsia"/>
+        </w:rPr>
+        <w:t xml:space="preserve">job，日志文本相同看起来像一个任务在抖动；慢的主因是百度免费档服务端排队（本地无能为力），但日志噪音和超大图上传耗时可在本地优化。</w:t>
+      </w:r>
+    </w:p>
+    <w:p>
+      <w:pPr>
+        <w:pStyle w:val="Compact"/>
+        <w:numPr>
+          <w:ilvl w:val="0"/>
+          <w:numId w:val="1038"/>
+        </w:numPr>
+      </w:pPr>
+      <w:r>
+        <w:rPr>
+          <w:rFonts w:hint="eastAsia"/>
+          <w:b/>
+          <w:bCs/>
+        </w:rPr>
+        <w:t xml:space="preserve">修复</w:t>
+      </w:r>
+      <w:r>
+        <w:rPr>
+          <w:rFonts w:hint="eastAsia"/>
+        </w:rPr>
+        <w:t xml:space="preserve">：</w:t>
+      </w:r>
+    </w:p>
+    <w:p>
+      <w:pPr>
+        <w:pStyle w:val="Compact"/>
+        <w:numPr>
+          <w:ilvl w:val="1"/>
+          <w:numId w:val="1040"/>
+        </w:numPr>
+      </w:pPr>
+      <w:r>
+        <w:rPr>
+          <w:rStyle w:val="VerbatimChar"/>
+        </w:rPr>
+        <w:t xml:space="preserve">image_enhance.py</w:t>
+      </w:r>
+      <w:r>
+        <w:t xml:space="preserve"> </w:t>
+      </w:r>
+      <w:r>
+        <w:rPr>
+          <w:rFonts w:hint="eastAsia"/>
+        </w:rPr>
+        <w:t xml:space="preserve">新增</w:t>
+      </w:r>
+      <w:r>
+        <w:t xml:space="preserve"> </w:t>
+      </w:r>
+      <w:r>
+        <w:rPr>
+          <w:rStyle w:val="VerbatimChar"/>
+        </w:rPr>
+        <w:t xml:space="preserve">_local_whiten()</w:t>
+      </w:r>
+      <w:r>
+        <w:rPr>
+          <w:rFonts w:hint="eastAsia"/>
+        </w:rPr>
+        <w:t xml:space="preserve">——本地白底化兜底（背景相除法：1/8</w:t>
+      </w:r>
+      <w:r>
+        <w:t xml:space="preserve"> </w:t>
+      </w:r>
+      <w:r>
+        <w:rPr>
+          <w:rFonts w:hint="eastAsia"/>
+        </w:rPr>
+        <w:t xml:space="preserve">分辨率高斯模糊估计背景</w:t>
+      </w:r>
+      <w:r>
+        <w:t xml:space="preserve"> → </w:t>
+      </w:r>
+      <w:r>
+        <w:rPr>
+          <w:rFonts w:hint="eastAsia"/>
+        </w:rPr>
+        <w:t xml:space="preserve">原图÷背景×255</w:t>
+      </w:r>
+      <w:r>
+        <w:t xml:space="preserve"> → </w:t>
+      </w:r>
+      <w:r>
+        <w:rPr>
+          <w:rFonts w:hint="eastAsia"/>
+        </w:rPr>
+        <w:t xml:space="preserve">轻微伽马补偿），只提亮背景、不改内容，零费用零依赖外呼（cv2</w:t>
+      </w:r>
+      <w:r>
+        <w:t xml:space="preserve"> </w:t>
+      </w:r>
+      <w:r>
+        <w:rPr>
+          <w:rFonts w:hint="eastAsia"/>
+        </w:rPr>
+        <w:t xml:space="preserve">本地秒级）。转白底步骤在</w:t>
+      </w:r>
+      <w:r>
+        <w:t xml:space="preserve"> TextIn </w:t>
+      </w:r>
+      <w:r>
+        <w:rPr>
+          <w:rFonts w:hint="eastAsia"/>
+        </w:rPr>
+        <w:t xml:space="preserve">成功/失败后统一再判一次白底，</w:t>
+      </w:r>
+      <w:r>
+        <w:rPr>
+          <w:rFonts w:hint="eastAsia"/>
+          <w:b/>
+          <w:bCs/>
+        </w:rPr>
+        <w:t xml:space="preserve">不够白就自动本地兜底</w:t>
+      </w:r>
+      <w:r>
+        <w:rPr>
+          <w:rFonts w:hint="eastAsia"/>
+        </w:rPr>
+        <w:t xml:space="preserve">，日志明确标注「本地白底化兜底完成（未额外计费）」。</w:t>
+      </w:r>
+    </w:p>
+    <w:p>
+      <w:pPr>
+        <w:pStyle w:val="Compact"/>
+        <w:numPr>
+          <w:ilvl w:val="1"/>
+          <w:numId w:val="1040"/>
+        </w:numPr>
+      </w:pPr>
+      <w:r>
+        <w:rPr>
+          <w:rStyle w:val="VerbatimChar"/>
+        </w:rPr>
+        <w:t xml:space="preserve">paddle_recognizer.py</w:t>
+      </w:r>
+      <w:r>
+        <w:rPr>
+          <w:rFonts w:hint="eastAsia"/>
+        </w:rPr>
+        <w:t xml:space="preserve">：①</w:t>
+      </w:r>
+      <w:r>
+        <w:t xml:space="preserve"> </w:t>
+      </w:r>
+      <w:r>
+        <w:rPr>
+          <w:rFonts w:hint="eastAsia"/>
+        </w:rPr>
+        <w:t xml:space="preserve">轮询间隔</w:t>
+      </w:r>
+      <w:r>
+        <w:t xml:space="preserve"> </w:t>
+      </w:r>
+      <w:r>
+        <w:rPr>
+          <w:rFonts w:hint="eastAsia"/>
+        </w:rPr>
+        <w:t xml:space="preserve">3s→5s；②</w:t>
+      </w:r>
+      <w:r>
+        <w:t xml:space="preserve"> </w:t>
+      </w:r>
+      <w:r>
+        <w:rPr>
+          <w:rFonts w:hint="eastAsia"/>
+          <w:b/>
+          <w:bCs/>
+        </w:rPr>
+        <w:t xml:space="preserve">日志去重</w:t>
+      </w:r>
+      <w:r>
+        <w:rPr>
+          <w:rFonts w:hint="eastAsia"/>
+        </w:rPr>
+        <w:t xml:space="preserve">（状态/进度变化才输出）+</w:t>
+      </w:r>
+      <w:r>
+        <w:t xml:space="preserve"> </w:t>
+      </w:r>
+      <w:r>
+        <w:rPr>
+          <w:rFonts w:hint="eastAsia"/>
+        </w:rPr>
+        <w:t xml:space="preserve">每条带</w:t>
+      </w:r>
+      <w:r>
+        <w:t xml:space="preserve"> jobId </w:t>
+      </w:r>
+      <w:r>
+        <w:rPr>
+          <w:rFonts w:hint="eastAsia"/>
+        </w:rPr>
+        <w:t xml:space="preserve">尾</w:t>
+      </w:r>
+      <w:r>
+        <w:t xml:space="preserve"> 6 </w:t>
+      </w:r>
+      <w:r>
+        <w:rPr>
+          <w:rFonts w:hint="eastAsia"/>
+        </w:rPr>
+        <w:t xml:space="preserve">位短标签区分并发任务；③</w:t>
+      </w:r>
+      <w:r>
+        <w:t xml:space="preserve"> </w:t>
+      </w:r>
+      <w:r>
+        <w:rPr>
+          <w:rFonts w:hint="eastAsia"/>
+        </w:rPr>
+        <w:t xml:space="preserve">提交前长边</w:t>
+      </w:r>
+      <w:r>
+        <w:t xml:space="preserve"> &gt;2000px </w:t>
+      </w:r>
+      <w:r>
+        <w:rPr>
+          <w:rFonts w:hint="eastAsia"/>
+        </w:rPr>
+        <w:t xml:space="preserve">的图自动</w:t>
+      </w:r>
+      <w:r>
+        <w:t xml:space="preserve"> Lanczos </w:t>
+      </w:r>
+      <w:r>
+        <w:rPr>
+          <w:rFonts w:hint="eastAsia"/>
+        </w:rPr>
+        <w:t xml:space="preserve">压缩到</w:t>
+      </w:r>
+      <w:r>
+        <w:t xml:space="preserve"> </w:t>
+      </w:r>
+      <w:r>
+        <w:rPr>
+          <w:rFonts w:hint="eastAsia"/>
+        </w:rPr>
+        <w:t xml:space="preserve">2000px（上传更快、排队更短），临时文件提交后即删。</w:t>
+      </w:r>
+    </w:p>
+    <w:p>
+      <w:pPr>
+        <w:pStyle w:val="Compact"/>
+        <w:numPr>
+          <w:ilvl w:val="0"/>
+          <w:numId w:val="1038"/>
+        </w:numPr>
+      </w:pPr>
+      <w:r>
+        <w:rPr>
+          <w:rFonts w:hint="eastAsia"/>
+          <w:b/>
+          <w:bCs/>
+        </w:rPr>
+        <w:t xml:space="preserve">验证</w:t>
+      </w:r>
+      <w:r>
+        <w:rPr>
+          <w:rFonts w:hint="eastAsia"/>
+        </w:rPr>
+        <w:t xml:space="preserve">：灰底图（边缘亮度</w:t>
+      </w:r>
+      <w:r>
+        <w:t xml:space="preserve"> </w:t>
+      </w:r>
+      <w:r>
+        <w:rPr>
+          <w:rFonts w:hint="eastAsia"/>
+        </w:rPr>
+        <w:t xml:space="preserve">191）本地白底化后</w:t>
+      </w:r>
+      <w:r>
+        <w:t xml:space="preserve"> </w:t>
+      </w:r>
+      <w:r>
+        <w:rPr>
+          <w:rFonts w:hint="eastAsia"/>
+        </w:rPr>
+        <w:t xml:space="preserve">253、白底判定通过、目检文字/公式/插图线条完整无损；端到端</w:t>
+      </w:r>
+      <w:r>
+        <w:t xml:space="preserve"> PaddleOCR </w:t>
+      </w:r>
+      <w:r>
+        <w:rPr>
+          <w:rFonts w:hint="eastAsia"/>
+        </w:rPr>
+        <w:t xml:space="preserve">实测全程</w:t>
+      </w:r>
+      <w:r>
+        <w:t xml:space="preserve"> </w:t>
+      </w:r>
+      <w:r>
+        <w:rPr>
+          <w:rFonts w:hint="eastAsia"/>
+        </w:rPr>
+        <w:t xml:space="preserve">17s（压缩触发、日志仅</w:t>
+      </w:r>
+      <w:r>
+        <w:t xml:space="preserve"> pending </w:t>
+      </w:r>
+      <w:r>
+        <w:rPr>
+          <w:rFonts w:hint="eastAsia"/>
+        </w:rPr>
+        <w:t xml:space="preserve">一条</w:t>
+      </w:r>
+      <w:r>
+        <w:t xml:space="preserve"> + </w:t>
+      </w:r>
+      <w:r>
+        <w:rPr>
+          <w:rFonts w:hint="eastAsia"/>
+        </w:rPr>
+        <w:t xml:space="preserve">完成一条、插图下载正常、Markdown</w:t>
+      </w:r>
+      <w:r>
+        <w:t xml:space="preserve"> </w:t>
+      </w:r>
+      <w:r>
+        <w:rPr>
+          <w:rFonts w:hint="eastAsia"/>
+        </w:rPr>
+        <w:t xml:space="preserve">与公式无损）；后端重启健康检查通过。</w:t>
+      </w:r>
+    </w:p>
+    <w:p>
+      <w:pPr>
+        <w:pStyle w:val="Compact"/>
+        <w:numPr>
+          <w:ilvl w:val="0"/>
+          <w:numId w:val="1038"/>
+        </w:numPr>
+      </w:pPr>
+      <w:r>
+        <w:rPr>
+          <w:rFonts w:hint="eastAsia"/>
+          <w:b/>
+          <w:bCs/>
+        </w:rPr>
+        <w:t xml:space="preserve">认知更新</w:t>
+      </w:r>
+      <w:r>
+        <w:rPr>
+          <w:rFonts w:hint="eastAsia"/>
+        </w:rPr>
+        <w:t xml:space="preserve">：TextIn</w:t>
+      </w:r>
+      <w:r>
+        <w:t xml:space="preserve"> crop_enhance </w:t>
+      </w:r>
+      <w:r>
+        <w:rPr>
+          <w:rFonts w:hint="eastAsia"/>
+        </w:rPr>
+        <w:t xml:space="preserve">的”转白底”语义</w:t>
+      </w:r>
+      <w:r>
+        <w:t xml:space="preserve"> ≠ </w:t>
+      </w:r>
+      <w:r>
+        <w:rPr>
+          <w:rFonts w:hint="eastAsia"/>
+        </w:rPr>
+        <w:t xml:space="preserve">纯白底，云端增强输出</w:t>
+      </w:r>
+      <w:r>
+        <w:rPr>
+          <w:rFonts w:hint="eastAsia"/>
+          <w:b/>
+          <w:bCs/>
+        </w:rPr>
+        <w:t xml:space="preserve">必须本地复检</w:t>
+      </w:r>
+      <w:r>
+        <w:rPr>
+          <w:rFonts w:hint="eastAsia"/>
+        </w:rPr>
+        <w:t xml:space="preserve">；百度免费档排队时长不可控，本地能做的是减小提交体积与降低轮询噪音。</w:t>
+      </w:r>
+    </w:p>
+    <w:bookmarkEnd w:id="40"/>
+    <w:bookmarkStart w:id="41" w:name="三十二2026-10-12-更新一重复答案修复-思源宋体"/>
+    <w:p>
+      <w:pPr>
+        <w:pStyle w:val="Heading2"/>
+      </w:pPr>
+      <w:r>
+        <w:rPr>
+          <w:rFonts w:hint="eastAsia"/>
+        </w:rPr>
+        <w:t xml:space="preserve">三十二、2026-10-12</w:t>
+      </w:r>
+      <w:r>
+        <w:t xml:space="preserve"> </w:t>
+      </w:r>
+      <w:r>
+        <w:rPr>
+          <w:rFonts w:hint="eastAsia"/>
+        </w:rPr>
+        <w:t xml:space="preserve">更新（一）：重复答案修复</w:t>
+      </w:r>
+      <w:r>
+        <w:t xml:space="preserve"> + </w:t>
+      </w:r>
+      <w:r>
+        <w:rPr>
+          <w:rFonts w:hint="eastAsia"/>
+        </w:rPr>
+        <w:t xml:space="preserve">思源宋体</w:t>
+      </w:r>
+    </w:p>
+    <w:p>
+      <w:pPr>
+        <w:pStyle w:val="Compact"/>
+        <w:numPr>
+          <w:ilvl w:val="0"/>
+          <w:numId w:val="1041"/>
+        </w:numPr>
+      </w:pPr>
+      <w:r>
+        <w:rPr>
+          <w:rFonts w:hint="eastAsia"/>
+          <w:b/>
+          <w:bCs/>
+        </w:rPr>
+        <w:t xml:space="preserve">问题</w:t>
+      </w:r>
+      <w:r>
+        <w:rPr>
+          <w:b/>
+          <w:bCs/>
+        </w:rPr>
+        <w:t xml:space="preserve"> 1</w:t>
+      </w:r>
+      <w:r>
+        <w:rPr>
+          <w:rFonts w:hint="eastAsia"/>
+        </w:rPr>
+        <w:t xml:space="preserve">：点「重新生成答案」后偶现两版答案并存（旧答案块未被清除，新答案直接追加在末尾）。</w:t>
+      </w:r>
+    </w:p>
+    <w:p>
+      <w:pPr>
+        <w:pStyle w:val="Compact"/>
+        <w:numPr>
+          <w:ilvl w:val="0"/>
+          <w:numId w:val="1041"/>
+        </w:numPr>
+      </w:pPr>
+      <w:r>
+        <w:rPr>
+          <w:rFonts w:hint="eastAsia"/>
+          <w:b/>
+          <w:bCs/>
+        </w:rPr>
+        <w:t xml:space="preserve">根因</w:t>
+      </w:r>
+      <w:r>
+        <w:rPr>
+          <w:rFonts w:hint="eastAsia"/>
+        </w:rPr>
+        <w:t xml:space="preserve">：前端合并时无条件把新答案块拼到题目</w:t>
+      </w:r>
+      <w:r>
+        <w:t xml:space="preserve"> Markdown </w:t>
+      </w:r>
+      <w:r>
+        <w:rPr>
+          <w:rFonts w:hint="eastAsia"/>
+        </w:rPr>
+        <w:t xml:space="preserve">末尾；同时旧答案块还会随题目一起发给</w:t>
+      </w:r>
+      <w:r>
+        <w:t xml:space="preserve"> </w:t>
+      </w:r>
+      <w:r>
+        <w:rPr>
+          <w:rFonts w:hint="eastAsia"/>
+        </w:rPr>
+        <w:t xml:space="preserve">DeepSeek，既浪费</w:t>
+      </w:r>
+      <w:r>
+        <w:t xml:space="preserve"> token </w:t>
+      </w:r>
+      <w:r>
+        <w:rPr>
+          <w:rFonts w:hint="eastAsia"/>
+        </w:rPr>
+        <w:t xml:space="preserve">又可能带偏模型。</w:t>
+      </w:r>
+    </w:p>
+    <w:p>
+      <w:pPr>
+        <w:pStyle w:val="Compact"/>
+        <w:numPr>
+          <w:ilvl w:val="0"/>
+          <w:numId w:val="1041"/>
+        </w:numPr>
+      </w:pPr>
+      <w:r>
+        <w:rPr>
+          <w:rFonts w:hint="eastAsia"/>
+          <w:b/>
+          <w:bCs/>
+        </w:rPr>
+        <w:t xml:space="preserve">修复</w:t>
+      </w:r>
+      <w:r>
+        <w:rPr>
+          <w:rFonts w:hint="eastAsia"/>
+        </w:rPr>
+        <w:t xml:space="preserve">：前端新增</w:t>
+      </w:r>
+      <w:r>
+        <w:t xml:space="preserve"> </w:t>
+      </w:r>
+      <w:r>
+        <w:rPr>
+          <w:rStyle w:val="VerbatimChar"/>
+        </w:rPr>
+        <w:t xml:space="preserve">stripAnswerBlock()</w:t>
+      </w:r>
+      <w:r>
+        <w:rPr>
+          <w:rFonts w:hint="eastAsia"/>
+        </w:rPr>
+        <w:t xml:space="preserve">，合并前先剥离旧答案块；后端</w:t>
+      </w:r>
+      <w:r>
+        <w:t xml:space="preserve"> </w:t>
+      </w:r>
+      <w:r>
+        <w:rPr>
+          <w:rStyle w:val="VerbatimChar"/>
+        </w:rPr>
+        <w:t xml:space="preserve">/generate-answers</w:t>
+      </w:r>
+      <w:r>
+        <w:t xml:space="preserve"> </w:t>
+      </w:r>
+      <w:r>
+        <w:rPr>
+          <w:rFonts w:hint="eastAsia"/>
+        </w:rPr>
+        <w:t xml:space="preserve">在生成前统一过</w:t>
+      </w:r>
+      <w:r>
+        <w:t xml:space="preserve"> </w:t>
+      </w:r>
+      <w:r>
+        <w:rPr>
+          <w:rStyle w:val="VerbatimChar"/>
+        </w:rPr>
+        <w:t xml:space="preserve">strip_answers()</w:t>
+      </w:r>
+      <w:r>
+        <w:t xml:space="preserve"> </w:t>
+      </w:r>
+      <w:r>
+        <w:rPr>
+          <w:rFonts w:hint="eastAsia"/>
+        </w:rPr>
+        <w:t xml:space="preserve">再发给模型（双保险）。</w:t>
+      </w:r>
+    </w:p>
+    <w:p>
+      <w:pPr>
+        <w:pStyle w:val="Compact"/>
+        <w:numPr>
+          <w:ilvl w:val="0"/>
+          <w:numId w:val="1041"/>
+        </w:numPr>
+      </w:pPr>
+      <w:r>
+        <w:rPr>
+          <w:rFonts w:hint="eastAsia"/>
+          <w:b/>
+          <w:bCs/>
+        </w:rPr>
+        <w:t xml:space="preserve">问题</w:t>
+      </w:r>
+      <w:r>
+        <w:rPr>
+          <w:b/>
+          <w:bCs/>
+        </w:rPr>
+        <w:t xml:space="preserve"> 2</w:t>
+      </w:r>
+      <w:r>
+        <w:rPr>
+          <w:rFonts w:hint="eastAsia"/>
+        </w:rPr>
+        <w:t xml:space="preserve">：新增中文字体「思源宋体」。本机已装</w:t>
+      </w:r>
+      <w:r>
+        <w:t xml:space="preserve"> Google </w:t>
+      </w:r>
+      <w:r>
+        <w:rPr>
+          <w:rFonts w:hint="eastAsia"/>
+        </w:rPr>
+        <w:t xml:space="preserve">版</w:t>
+      </w:r>
+      <w:r>
+        <w:t xml:space="preserve"> </w:t>
+      </w:r>
+      <w:r>
+        <w:rPr>
+          <w:rStyle w:val="VerbatimChar"/>
+        </w:rPr>
+        <w:t xml:space="preserve">NotoSerifSC-VF.ttf</w:t>
+      </w:r>
+      <w:r>
+        <w:rPr>
+          <w:rFonts w:hint="eastAsia"/>
+        </w:rPr>
+        <w:t xml:space="preserve">（族名</w:t>
+      </w:r>
+      <w:r>
+        <w:t xml:space="preserve"> </w:t>
+      </w:r>
+      <w:r>
+        <w:rPr>
+          <w:rStyle w:val="VerbatimChar"/>
+        </w:rPr>
+        <w:t xml:space="preserve">Noto Serif SC</w:t>
+      </w:r>
+      <w:r>
+        <w:rPr>
+          <w:rFonts w:hint="eastAsia"/>
+        </w:rPr>
+        <w:t xml:space="preserve">，与</w:t>
+      </w:r>
+      <w:r>
+        <w:t xml:space="preserve"> Adobe </w:t>
+      </w:r>
+      <w:r>
+        <w:rPr>
+          <w:rFonts w:hint="eastAsia"/>
+        </w:rPr>
+        <w:t xml:space="preserve">思源宋体同源），故选项显示”思源宋体”、写入值为</w:t>
+      </w:r>
+      <w:r>
+        <w:t xml:space="preserve"> </w:t>
+      </w:r>
+      <w:r>
+        <w:rPr>
+          <w:rStyle w:val="VerbatimChar"/>
+        </w:rPr>
+        <w:t xml:space="preserve">Noto Serif SC</w:t>
+      </w:r>
+      <w:r>
+        <w:rPr>
+          <w:rFonts w:hint="eastAsia"/>
+        </w:rPr>
+        <w:t xml:space="preserve">。改动：</w:t>
+      </w:r>
+      <w:r>
+        <w:rPr>
+          <w:rStyle w:val="VerbatimChar"/>
+        </w:rPr>
+        <w:t xml:space="preserve">docx_builder.AVAILABLE_FONTS</w:t>
+      </w:r>
+      <w:r>
+        <w:t xml:space="preserve"> </w:t>
+      </w:r>
+      <w:r>
+        <w:rPr>
+          <w:rFonts w:hint="eastAsia"/>
+        </w:rPr>
+        <w:t xml:space="preserve">白名单、</w:t>
+      </w:r>
+      <w:r>
+        <w:rPr>
+          <w:rStyle w:val="VerbatimChar"/>
+        </w:rPr>
+        <w:t xml:space="preserve">doc_decor._FONT_FILES</w:t>
+      </w:r>
+      <w:r>
+        <w:t xml:space="preserve"> </w:t>
+      </w:r>
+      <w:r>
+        <w:rPr>
+          <w:rFonts w:hint="eastAsia"/>
+        </w:rPr>
+        <w:t xml:space="preserve">文字水印字体映射、前端字体下拉三处同步。</w:t>
+      </w:r>
+    </w:p>
+    <w:p>
+      <w:pPr>
+        <w:pStyle w:val="Compact"/>
+        <w:numPr>
+          <w:ilvl w:val="0"/>
+          <w:numId w:val="1041"/>
+        </w:numPr>
+      </w:pPr>
+      <w:r>
+        <w:rPr>
+          <w:rFonts w:hint="eastAsia"/>
+          <w:b/>
+          <w:bCs/>
+        </w:rPr>
+        <w:t xml:space="preserve">验证</w:t>
+      </w:r>
+      <w:r>
+        <w:rPr>
+          <w:rFonts w:hint="eastAsia"/>
+        </w:rPr>
+        <w:t xml:space="preserve">：后端答案剥离/重生成单测通过；生成</w:t>
+      </w:r>
+      <w:r>
+        <w:t xml:space="preserve"> docx </w:t>
+      </w:r>
+      <w:r>
+        <w:rPr>
+          <w:rFonts w:hint="eastAsia"/>
+        </w:rPr>
+        <w:t xml:space="preserve">实测</w:t>
+      </w:r>
+      <w:r>
+        <w:t xml:space="preserve"> styles.xml </w:t>
+      </w:r>
+      <w:r>
+        <w:rPr>
+          <w:rFonts w:hint="eastAsia"/>
+        </w:rPr>
+        <w:t xml:space="preserve">与</w:t>
+      </w:r>
+      <w:r>
+        <w:t xml:space="preserve"> theme1.xml </w:t>
+      </w:r>
+      <w:r>
+        <w:rPr>
+          <w:rFonts w:hint="eastAsia"/>
+        </w:rPr>
+        <w:t xml:space="preserve">的中文字体均为</w:t>
+      </w:r>
+      <w:r>
+        <w:t xml:space="preserve"> </w:t>
+      </w:r>
+      <w:r>
+        <w:rPr>
+          <w:rStyle w:val="VerbatimChar"/>
+        </w:rPr>
+        <w:t xml:space="preserve">Noto Serif SC</w:t>
+      </w:r>
+      <w:r>
+        <w:rPr>
+          <w:rFonts w:hint="eastAsia"/>
+        </w:rPr>
+        <w:t xml:space="preserve">、无残留</w:t>
+      </w:r>
+      <w:r>
+        <w:t xml:space="preserve"> </w:t>
+      </w:r>
+      <w:r>
+        <w:rPr>
+          <w:rFonts w:hint="eastAsia"/>
+        </w:rPr>
+        <w:t xml:space="preserve">eastAsiaTheme；前端构建通过，服务已重启。</w:t>
+      </w:r>
+    </w:p>
+    <w:bookmarkEnd w:id="41"/>
+    <w:bookmarkStart w:id="42" w:name="三十三2026-10-12-更新二去手写擦除学生笔记云端方案-a"/>
+    <w:p>
+      <w:pPr>
+        <w:pStyle w:val="Heading2"/>
+      </w:pPr>
+      <w:r>
+        <w:rPr>
+          <w:rFonts w:hint="eastAsia"/>
+        </w:rPr>
+        <w:t xml:space="preserve">三十三、2026-10-12</w:t>
+      </w:r>
+      <w:r>
+        <w:t xml:space="preserve"> </w:t>
+      </w:r>
+      <w:r>
+        <w:rPr>
+          <w:rFonts w:hint="eastAsia"/>
+        </w:rPr>
+        <w:t xml:space="preserve">更新（二）：去手写（擦除学生笔记，云端方案</w:t>
+      </w:r>
+      <w:r>
+        <w:t xml:space="preserve"> </w:t>
+      </w:r>
+      <w:r>
+        <w:rPr>
+          <w:rFonts w:hint="eastAsia"/>
+        </w:rPr>
+        <w:t xml:space="preserve">A）</w:t>
+      </w:r>
+    </w:p>
+    <w:p>
+      <w:pPr>
+        <w:pStyle w:val="Compact"/>
+        <w:numPr>
+          <w:ilvl w:val="0"/>
+          <w:numId w:val="1042"/>
+        </w:numPr>
+      </w:pPr>
+      <w:r>
+        <w:rPr>
+          <w:rFonts w:hint="eastAsia"/>
+          <w:b/>
+          <w:bCs/>
+        </w:rPr>
+        <w:t xml:space="preserve">需求</w:t>
+      </w:r>
+      <w:r>
+        <w:rPr>
+          <w:rFonts w:hint="eastAsia"/>
+        </w:rPr>
+        <w:t xml:space="preserve">：题图里常有学生手写笔记/批改痕迹，希望识别前擦除、还原空白卷面。经方案比选（云端专项</w:t>
+      </w:r>
+      <w:r>
+        <w:t xml:space="preserve"> API / </w:t>
+      </w:r>
+      <w:r>
+        <w:rPr>
+          <w:rFonts w:hint="eastAsia"/>
+        </w:rPr>
+        <w:t xml:space="preserve">本地颜色分离</w:t>
+      </w:r>
+      <w:r>
+        <w:t xml:space="preserve"> / </w:t>
+      </w:r>
+      <w:r>
+        <w:rPr>
+          <w:rFonts w:hint="eastAsia"/>
+        </w:rPr>
+        <w:t xml:space="preserve">多模态框选+修复），采用方案</w:t>
+      </w:r>
+      <w:r>
+        <w:t xml:space="preserve"> </w:t>
+      </w:r>
+      <w:r>
+        <w:rPr>
+          <w:rFonts w:hint="eastAsia"/>
+        </w:rPr>
+        <w:t xml:space="preserve">A：云端专项</w:t>
+      </w:r>
+      <w:r>
+        <w:t xml:space="preserve"> API。</w:t>
+      </w:r>
+    </w:p>
+    <w:p>
+      <w:pPr>
+        <w:pStyle w:val="Compact"/>
+        <w:numPr>
+          <w:ilvl w:val="0"/>
+          <w:numId w:val="1042"/>
+        </w:numPr>
+      </w:pPr>
+      <w:r>
+        <w:rPr>
+          <w:rFonts w:hint="eastAsia"/>
+          <w:b/>
+          <w:bCs/>
+        </w:rPr>
+        <w:t xml:space="preserve">服务商选型</w:t>
+      </w:r>
+      <w:r>
+        <w:rPr>
+          <w:rFonts w:hint="eastAsia"/>
+        </w:rPr>
+        <w:t xml:space="preserve">：百度智能云「文档去手写」（</w:t>
+      </w:r>
+      <w:r>
+        <w:rPr>
+          <w:rStyle w:val="VerbatimChar"/>
+        </w:rPr>
+        <w:t xml:space="preserve">ocr/v1/remove_handwriting</w:t>
+      </w:r>
+      <w:r>
+        <w:rPr>
+          <w:rFonts w:hint="eastAsia"/>
+        </w:rPr>
+        <w:t xml:space="preserve">，每月免费</w:t>
+      </w:r>
+      <w:r>
+        <w:t xml:space="preserve"> 50 </w:t>
+      </w:r>
+      <w:r>
+        <w:rPr>
+          <w:rFonts w:hint="eastAsia"/>
+        </w:rPr>
+        <w:t xml:space="preserve">次，用户已有百度密钥）为主用；TextIn「自动擦除手写文字」（</w:t>
+      </w:r>
+      <w:r>
+        <w:rPr>
+          <w:rStyle w:val="VerbatimChar"/>
+        </w:rPr>
+        <w:t xml:space="preserve">ai/service/v1/handwritten_erase</w:t>
+      </w:r>
+      <w:r>
+        <w:rPr>
+          <w:rFonts w:hint="eastAsia"/>
+        </w:rPr>
+        <w:t xml:space="preserve">，0.03~0.1</w:t>
+      </w:r>
+      <w:r>
+        <w:t xml:space="preserve"> </w:t>
+      </w:r>
+      <w:r>
+        <w:rPr>
+          <w:rFonts w:hint="eastAsia"/>
+        </w:rPr>
+        <w:t xml:space="preserve">元/次，用户已有</w:t>
+      </w:r>
+      <w:r>
+        <w:t xml:space="preserve"> TextIn </w:t>
+      </w:r>
+      <w:r>
+        <w:rPr>
+          <w:rFonts w:hint="eastAsia"/>
+        </w:rPr>
+        <w:t xml:space="preserve">密钥）为备用；百度失败自动回退</w:t>
+      </w:r>
+      <w:r>
+        <w:t xml:space="preserve"> </w:t>
+      </w:r>
+      <w:r>
+        <w:rPr>
+          <w:rFonts w:hint="eastAsia"/>
+        </w:rPr>
+        <w:t xml:space="preserve">TextIn，两家都没填密钥则告警跳过。</w:t>
+      </w:r>
+    </w:p>
+    <w:p>
+      <w:pPr>
+        <w:pStyle w:val="Compact"/>
+        <w:numPr>
+          <w:ilvl w:val="0"/>
+          <w:numId w:val="1042"/>
+        </w:numPr>
+      </w:pPr>
+      <w:r>
+        <w:rPr>
+          <w:rFonts w:hint="eastAsia"/>
+          <w:b/>
+          <w:bCs/>
+        </w:rPr>
+        <w:t xml:space="preserve">接口要点</w:t>
+      </w:r>
+      <w:r>
+        <w:rPr>
+          <w:rFonts w:hint="eastAsia"/>
+        </w:rPr>
+        <w:t xml:space="preserve">：百度返回</w:t>
+      </w:r>
+      <w:r>
+        <w:t xml:space="preserve"> </w:t>
+      </w:r>
+      <w:r>
+        <w:rPr>
+          <w:rStyle w:val="VerbatimChar"/>
+        </w:rPr>
+        <w:t xml:space="preserve">image_processed</w:t>
+      </w:r>
+      <w:r>
+        <w:rPr>
+          <w:rFonts w:hint="eastAsia"/>
+        </w:rPr>
+        <w:t xml:space="preserve">（base64），要求</w:t>
+      </w:r>
+      <w:r>
+        <w:t xml:space="preserve"> urlencode </w:t>
+      </w:r>
+      <w:r>
+        <w:rPr>
+          <w:rFonts w:hint="eastAsia"/>
+        </w:rPr>
+        <w:t xml:space="preserve">后</w:t>
+      </w:r>
+      <w:r>
+        <w:t xml:space="preserve"> </w:t>
+      </w:r>
+      <w:r>
+        <w:rPr>
+          <w:rFonts w:hint="eastAsia"/>
+        </w:rPr>
+        <w:t xml:space="preserve">≤4M、长边</w:t>
+      </w:r>
+      <w:r>
+        <w:t xml:space="preserve"> </w:t>
+      </w:r>
+      <w:r>
+        <w:rPr>
+          <w:rFonts w:hint="eastAsia"/>
+        </w:rPr>
+        <w:t xml:space="preserve">≤4096px——新增</w:t>
+      </w:r>
+      <w:r>
+        <w:t xml:space="preserve"> </w:t>
+      </w:r>
+      <w:r>
+        <w:rPr>
+          <w:rStyle w:val="VerbatimChar"/>
+        </w:rPr>
+        <w:t xml:space="preserve">_baidu_fit_payload</w:t>
+      </w:r>
+      <w:r>
+        <w:t xml:space="preserve"> </w:t>
+      </w:r>
+      <w:r>
+        <w:rPr>
+          <w:rFonts w:hint="eastAsia"/>
+        </w:rPr>
+        <w:t xml:space="preserve">超限自动转</w:t>
+      </w:r>
+      <w:r>
+        <w:t xml:space="preserve"> JPEG </w:t>
+      </w:r>
+      <w:r>
+        <w:rPr>
+          <w:rFonts w:hint="eastAsia"/>
+        </w:rPr>
+        <w:t xml:space="preserve">降质/缩边；TextIn</w:t>
+      </w:r>
+      <w:r>
+        <w:t xml:space="preserve"> </w:t>
+      </w:r>
+      <w:r>
+        <w:rPr>
+          <w:rFonts w:hint="eastAsia"/>
+        </w:rPr>
+        <w:t xml:space="preserve">返回</w:t>
+      </w:r>
+      <w:r>
+        <w:t xml:space="preserve"> </w:t>
+      </w:r>
+      <w:r>
+        <w:rPr>
+          <w:rStyle w:val="VerbatimChar"/>
+        </w:rPr>
+        <w:t xml:space="preserve">result.image</w:t>
+      </w:r>
+      <w:r>
+        <w:rPr>
+          <w:rFonts w:hint="eastAsia"/>
+        </w:rPr>
+        <w:t xml:space="preserve">（base64），请求体为</w:t>
+      </w:r>
+      <w:r>
+        <w:t xml:space="preserve"> octet-stream </w:t>
+      </w:r>
+      <w:r>
+        <w:rPr>
+          <w:rFonts w:hint="eastAsia"/>
+        </w:rPr>
+        <w:t xml:space="preserve">原图字节（与</w:t>
+      </w:r>
+      <w:r>
+        <w:t xml:space="preserve"> crop_enhance </w:t>
+      </w:r>
+      <w:r>
+        <w:rPr>
+          <w:rFonts w:hint="eastAsia"/>
+        </w:rPr>
+        <w:t xml:space="preserve">同风格）。</w:t>
+      </w:r>
+    </w:p>
+    <w:p>
+      <w:pPr>
+        <w:pStyle w:val="Compact"/>
+        <w:numPr>
+          <w:ilvl w:val="0"/>
+          <w:numId w:val="1042"/>
+        </w:numPr>
+      </w:pPr>
+      <w:r>
+        <w:rPr>
+          <w:rFonts w:hint="eastAsia"/>
+          <w:b/>
+          <w:bCs/>
+        </w:rPr>
+        <w:t xml:space="preserve">管线顺序</w:t>
+      </w:r>
+      <w:r>
+        <w:rPr>
+          <w:rFonts w:hint="eastAsia"/>
+        </w:rPr>
+        <w:t xml:space="preserve">：去水印</w:t>
+      </w:r>
+      <w:r>
+        <w:t xml:space="preserve"> →</w:t>
+      </w:r>
+      <w:r>
+        <w:t xml:space="preserve"> </w:t>
+      </w:r>
+      <w:r>
+        <w:rPr>
+          <w:rFonts w:hint="eastAsia"/>
+          <w:b/>
+          <w:bCs/>
+        </w:rPr>
+        <w:t xml:space="preserve">去手写</w:t>
+      </w:r>
+      <w:r>
+        <w:t xml:space="preserve"> </w:t>
+      </w:r>
+      <w:r>
+        <w:t xml:space="preserve">→ </w:t>
+      </w:r>
+      <w:r>
+        <w:rPr>
+          <w:rFonts w:hint="eastAsia"/>
+        </w:rPr>
+        <w:t xml:space="preserve">转白底</w:t>
+      </w:r>
+      <w:r>
+        <w:t xml:space="preserve"> → </w:t>
+      </w:r>
+      <w:r>
+        <w:rPr>
+          <w:rFonts w:hint="eastAsia"/>
+        </w:rPr>
+        <w:t xml:space="preserve">清晰化（去手写必须在清晰化之前，否则笔迹被锐化后更难擦）。新增选项值</w:t>
+      </w:r>
+      <w:r>
+        <w:t xml:space="preserve"> </w:t>
+      </w:r>
+      <w:r>
+        <w:rPr>
+          <w:rStyle w:val="VerbatimChar"/>
+        </w:rPr>
+        <w:t xml:space="preserve">erase_hw</w:t>
+      </w:r>
+      <w:r>
+        <w:rPr>
+          <w:rFonts w:hint="eastAsia"/>
+        </w:rPr>
+        <w:t xml:space="preserve">，三处同步：</w:t>
+      </w:r>
+      <w:r>
+        <w:rPr>
+          <w:rStyle w:val="VerbatimChar"/>
+        </w:rPr>
+        <w:t xml:space="preserve">image_enhance.VALID_OPTS</w:t>
+      </w:r>
+      <w:r>
+        <w:t xml:space="preserve">/</w:t>
+      </w:r>
+      <w:r>
+        <w:rPr>
+          <w:rStyle w:val="VerbatimChar"/>
+        </w:rPr>
+        <w:t xml:space="preserve">_STEP_LABELS</w:t>
+      </w:r>
+      <w:r>
+        <w:t xml:space="preserve">、</w:t>
+      </w:r>
+      <w:r>
+        <w:rPr>
+          <w:rStyle w:val="VerbatimChar"/>
+        </w:rPr>
+        <w:t xml:space="preserve">api.py</w:t>
+      </w:r>
+      <w:r>
+        <w:t xml:space="preserve"> </w:t>
+      </w:r>
+      <w:r>
+        <w:rPr>
+          <w:rFonts w:hint="eastAsia"/>
+        </w:rPr>
+        <w:t xml:space="preserve">日志标签、前端</w:t>
+      </w:r>
+      <w:r>
+        <w:t xml:space="preserve"> FileList </w:t>
+      </w:r>
+      <w:r>
+        <w:rPr>
+          <w:rFonts w:hint="eastAsia"/>
+        </w:rPr>
+        <w:t xml:space="preserve">勾选项；前端密钥校验接受「百度或</w:t>
+      </w:r>
+      <w:r>
+        <w:t xml:space="preserve"> TextIn </w:t>
+      </w:r>
+      <w:r>
+        <w:rPr>
+          <w:rFonts w:hint="eastAsia"/>
+        </w:rPr>
+        <w:t xml:space="preserve">二选一」。</w:t>
+      </w:r>
+    </w:p>
+    <w:p>
+      <w:pPr>
+        <w:pStyle w:val="Compact"/>
+        <w:numPr>
+          <w:ilvl w:val="0"/>
+          <w:numId w:val="1042"/>
+        </w:numPr>
+      </w:pPr>
+      <w:r>
+        <w:rPr>
+          <w:rFonts w:hint="eastAsia"/>
+          <w:b/>
+          <w:bCs/>
+        </w:rPr>
+        <w:t xml:space="preserve">顺手修复</w:t>
+      </w:r>
+      <w:r>
+        <w:rPr>
+          <w:rFonts w:hint="eastAsia"/>
+        </w:rPr>
+        <w:t xml:space="preserve">：百度</w:t>
+      </w:r>
+      <w:r>
+        <w:t xml:space="preserve"> access_token </w:t>
+      </w:r>
+      <w:r>
+        <w:rPr>
+          <w:rFonts w:hint="eastAsia"/>
+        </w:rPr>
+        <w:t xml:space="preserve">获取失败时原文抛裸</w:t>
+      </w:r>
+      <w:r>
+        <w:t xml:space="preserve"> </w:t>
+      </w:r>
+      <w:r>
+        <w:rPr>
+          <w:rStyle w:val="VerbatimChar"/>
+        </w:rPr>
+        <w:t xml:space="preserve">HTTP Error 401</w:t>
+      </w:r>
+      <w:r>
+        <w:rPr>
+          <w:rFonts w:hint="eastAsia"/>
+        </w:rPr>
+        <w:t xml:space="preserve">，现翻译为「百度鉴权失败（HTTP</w:t>
+      </w:r>
+      <w:r>
+        <w:t xml:space="preserve"> </w:t>
+      </w:r>
+      <w:r>
+        <w:rPr>
+          <w:rFonts w:hint="eastAsia"/>
+        </w:rPr>
+        <w:t xml:space="preserve">401），请检查</w:t>
+      </w:r>
+      <w:r>
+        <w:t xml:space="preserve"> API Key / Secret </w:t>
+      </w:r>
+      <w:r>
+        <w:rPr>
+          <w:rFonts w:hint="eastAsia"/>
+        </w:rPr>
+        <w:t xml:space="preserve">Key」（去手写与清晰化共用此路径）。</w:t>
+      </w:r>
+    </w:p>
+    <w:p>
+      <w:pPr>
+        <w:pStyle w:val="Compact"/>
+        <w:numPr>
+          <w:ilvl w:val="0"/>
+          <w:numId w:val="1042"/>
+        </w:numPr>
+      </w:pPr>
+      <w:r>
+        <w:rPr>
+          <w:rFonts w:hint="eastAsia"/>
+          <w:b/>
+          <w:bCs/>
+        </w:rPr>
+        <w:t xml:space="preserve">验证</w:t>
+      </w:r>
+      <w:r>
+        <w:rPr>
+          <w:rFonts w:hint="eastAsia"/>
+        </w:rPr>
+        <w:t xml:space="preserve">：无密钥回归（告警跳过、返回原图）；两家接口用假密钥负向测试，错误翻译与回退路径正确（TextIn</w:t>
+      </w:r>
+      <w:r>
+        <w:t xml:space="preserve"> 40102 </w:t>
+      </w:r>
+      <w:r>
+        <w:rPr>
+          <w:rFonts w:hint="eastAsia"/>
+        </w:rPr>
+        <w:t xml:space="preserve">命中提示表，百度</w:t>
+      </w:r>
+      <w:r>
+        <w:t xml:space="preserve"> 401 </w:t>
+      </w:r>
+      <w:r>
+        <w:rPr>
+          <w:rFonts w:hint="eastAsia"/>
+        </w:rPr>
+        <w:t xml:space="preserve">正确转中文）；前端构建通过、服务重启健康。真实擦除效果待用户用带笔迹的实拍图验证（密钥在用户浏览器</w:t>
+      </w:r>
+      <w:r>
+        <w:t xml:space="preserve"> </w:t>
+      </w:r>
+      <w:r>
+        <w:rPr>
+          <w:rFonts w:hint="eastAsia"/>
+        </w:rPr>
+        <w:t xml:space="preserve">localStorage，本地无法代测）。</w:t>
+      </w:r>
+    </w:p>
+    <w:bookmarkEnd w:id="42"/>
+    <w:bookmarkEnd w:id="43"/>
     <w:sectPr>
       <w:footnotePr>
         <w:numRestart w:val="eachSect"/>
@@ -16117,6 +20353,36 @@
     <w:abstractNumId w:val="991"/>
   </w:num>
   <w:num w:numId="1032">
+    <w:abstractNumId w:val="991"/>
+  </w:num>
+  <w:num w:numId="1033">
+    <w:abstractNumId w:val="991"/>
+  </w:num>
+  <w:num w:numId="1034">
+    <w:abstractNumId w:val="991"/>
+  </w:num>
+  <w:num w:numId="1035">
+    <w:abstractNumId w:val="991"/>
+  </w:num>
+  <w:num w:numId="1036">
+    <w:abstractNumId w:val="991"/>
+  </w:num>
+  <w:num w:numId="1037">
+    <w:abstractNumId w:val="991"/>
+  </w:num>
+  <w:num w:numId="1038">
+    <w:abstractNumId w:val="991"/>
+  </w:num>
+  <w:num w:numId="1039">
+    <w:abstractNumId w:val="991"/>
+  </w:num>
+  <w:num w:numId="1040">
+    <w:abstractNumId w:val="991"/>
+  </w:num>
+  <w:num w:numId="1041">
+    <w:abstractNumId w:val="991"/>
+  </w:num>
+  <w:num w:numId="1042">
     <w:abstractNumId w:val="991"/>
   </w:num>
 </w:numbering>
